--- a/pr-preview/pr-62/chapters/07-confounding-tracked-changes.docx
+++ b/pr-preview/pr-62/chapters/07-confounding-tracked-changes.docx
@@ -4301,7 +4301,7 @@
     </w:p>
     <w:bookmarkEnd w:id="17"/>
     <w:bookmarkEnd w:id="18"/>
-    <w:bookmarkStart w:id="32" w:name="Xe153521bd1ebe40aca3271d012a49e54d21f43b"/>
+    <w:bookmarkStart w:id="31" w:name="Xe153521bd1ebe40aca3271d012a49e54d21f43b"/>
     <w:p>
       <w:pPr>
         <w:pStyle w:val="Heading2"/>
@@ -4633,7 +4633,7 @@
             <wp:inline>
               <wp:extent cx="5334000" cy="1333500"/>
               <wp:effectExtent b="0" l="0" r="0" t="0"/>
-              <wp:docPr descr="Figure 7.2. Three causal structures. Left: L is the only confounder; adjust for L. Middle: U is unmeasured but all backdoor paths pass through L; adjusting for L still suffices. Right: U has a direct arrow into A bypassing L; adjusting for L alone leaves residual confounding through U." title="" id="21" name="Picture"/>
+              <wp:docPr descr="Figure 7.2. Three causal structures. Left: L is the only confounder; adjust for L. Middle: U is unmeasured but all backdoor paths pass through L (U causes Y only via L and directly); adjusting for L blocks both paths. Right: U has a direct arrow into A bypassing L; adjusting for L alone leaves residual confounding through U." title="" id="21" name="Picture"/>
               <a:graphic>
                 <a:graphicData uri="http://schemas.openxmlformats.org/drawingml/2006/picture">
                   <pic:pic>
@@ -4678,7 +4678,7 @@
       </w:pPr>
       <w:ins w:id="61" w:author="PR Preview" w:date="2024-01-01T00:00:00Z">
         <w:r>
-          <w:t xml:space="preserve">Figure 7.2. Three causal structures. Left: L is the only confounder; adjust for L. Middle: U is unmeasured but all backdoor paths pass through L; adjusting for L still suffices. Right: U has a direct arrow into A bypassing L; adjusting for L alone leaves residual confounding through U.</w:t>
+          <w:t xml:space="preserve">Figure 7.2. Three causal structures. Left: L is the only confounder; adjust for L. Middle: U is unmeasured but all backdoor paths pass through L (U causes Y only via L and directly); adjusting for L blocks both paths. Right: U has a direct arrow into A bypassing L; adjusting for L alone leaves residual confounding through U.</w:t>
         </w:r>
       </w:ins>
     </w:p>
@@ -4983,6 +4983,30 @@
       </w:ins>
       <m:oMath>
         <m:r>
+          <m:t>U</m:t>
+        </m:r>
+        <m:r>
+          <m:rPr>
+            <m:sty m:val="p"/>
+          </m:rPr>
+          <m:t>→</m:t>
+        </m:r>
+        <m:r>
+          <m:t>Y</m:t>
+        </m:r>
+      </m:oMath>
+      <w:ins w:id="66" w:author="PR Preview" w:date="2024-01-01T00:00:00Z">
+        <w:r>
+          <w:t xml:space="preserve">,</w:t>
+        </w:r>
+      </w:ins>
+      <w:ins w:id="66" w:author="PR Preview" w:date="2024-01-01T00:00:00Z">
+        <w:r>
+          <w:t xml:space="preserve"> </w:t>
+        </w:r>
+      </w:ins>
+      <m:oMath>
+        <m:r>
           <m:t>L</m:t>
         </m:r>
         <m:r>
@@ -5055,7 +5079,7 @@
       </w:pPr>
       <w:ins w:id="67" w:author="PR Preview" w:date="2024-01-01T00:00:00Z">
         <w:r>
-          <w:t xml:space="preserve">Backdoor path:</w:t>
+          <w:t xml:space="preserve">Backdoor paths:</w:t>
         </w:r>
       </w:ins>
       <w:ins w:id="67" w:author="PR Preview" w:date="2024-01-01T00:00:00Z">
@@ -5093,7 +5117,7 @@
       </w:ins>
       <w:ins w:id="67" w:author="PR Preview" w:date="2024-01-01T00:00:00Z">
         <w:r>
-          <w:t xml:space="preserve">(the only backdoor path; the path from</w:t>
+          <w:t xml:space="preserve">and</w:t>
         </w:r>
       </w:ins>
       <w:ins w:id="67" w:author="PR Preview" w:date="2024-01-01T00:00:00Z">
@@ -5103,54 +5127,36 @@
       </w:ins>
       <m:oMath>
         <m:r>
+          <m:t>A</m:t>
+        </m:r>
+        <m:r>
+          <m:rPr>
+            <m:sty m:val="p"/>
+          </m:rPr>
+          <m:t>←</m:t>
+        </m:r>
+        <m:r>
+          <m:t>L</m:t>
+        </m:r>
+        <m:r>
+          <m:rPr>
+            <m:sty m:val="p"/>
+          </m:rPr>
+          <m:t>←</m:t>
+        </m:r>
+        <m:r>
           <m:t>U</m:t>
         </m:r>
-      </m:oMath>
-      <w:ins w:id="67" w:author="PR Preview" w:date="2024-01-01T00:00:00Z">
-        <w:r>
-          <w:t xml:space="preserve"> </w:t>
-        </w:r>
-      </w:ins>
-      <w:ins w:id="67" w:author="PR Preview" w:date="2024-01-01T00:00:00Z">
-        <w:r>
-          <w:t xml:space="preserve">to</w:t>
-        </w:r>
-      </w:ins>
-      <w:ins w:id="67" w:author="PR Preview" w:date="2024-01-01T00:00:00Z">
-        <w:r>
-          <w:t xml:space="preserve"> </w:t>
-        </w:r>
-      </w:ins>
-      <m:oMath>
-        <m:r>
-          <m:t>A</m:t>
-        </m:r>
-      </m:oMath>
-      <w:ins w:id="67" w:author="PR Preview" w:date="2024-01-01T00:00:00Z">
-        <w:r>
-          <w:t xml:space="preserve"> </w:t>
-        </w:r>
-      </w:ins>
-      <w:ins w:id="67" w:author="PR Preview" w:date="2024-01-01T00:00:00Z">
-        <w:r>
-          <w:t xml:space="preserve">goes through</w:t>
-        </w:r>
-      </w:ins>
-      <w:ins w:id="67" w:author="PR Preview" w:date="2024-01-01T00:00:00Z">
-        <w:r>
-          <w:t xml:space="preserve"> </w:t>
-        </w:r>
-      </w:ins>
-      <m:oMath>
-        <m:r>
-          <m:t>L</m:t>
-        </m:r>
-      </m:oMath>
-      <w:ins w:id="67" w:author="PR Preview" w:date="2024-01-01T00:00:00Z">
-        <w:r>
-          <w:t xml:space="preserve">)</w:t>
-        </w:r>
-      </w:ins>
+        <m:r>
+          <m:rPr>
+            <m:sty m:val="p"/>
+          </m:rPr>
+          <m:t>→</m:t>
+        </m:r>
+        <m:r>
+          <m:t>Y</m:t>
+        </m:r>
+      </m:oMath>
     </w:p>
     <w:p>
       <w:pPr>
@@ -5162,20 +5168,8 @@
       </w:pPr>
       <m:oMath>
         <m:r>
-          <m:rPr>
-            <m:sty m:val="p"/>
-          </m:rPr>
-          <m:t>{</m:t>
-        </m:r>
-        <m:r>
           <m:t>L</m:t>
         </m:r>
-        <m:r>
-          <m:rPr>
-            <m:sty m:val="p"/>
-          </m:rPr>
-          <m:t>}</m:t>
-        </m:r>
       </m:oMath>
       <w:ins w:id="68" w:author="PR Preview" w:date="2024-01-01T00:00:00Z">
         <w:r>
@@ -5184,7 +5178,7 @@
       </w:ins>
       <w:ins w:id="68" w:author="PR Preview" w:date="2024-01-01T00:00:00Z">
         <w:r>
-          <w:t xml:space="preserve">still satisfies the backdoor criterion: conditioning on</w:t>
+          <w:t xml:space="preserve">is a non-collider on both paths; conditioning on</w:t>
         </w:r>
       </w:ins>
       <w:ins w:id="68" w:author="PR Preview" w:date="2024-01-01T00:00:00Z">
@@ -5204,60 +5198,7 @@
       </w:ins>
       <w:ins w:id="68" w:author="PR Preview" w:date="2024-01-01T00:00:00Z">
         <w:r>
-          <w:t xml:space="preserve">(a non-collider on the path</w:t>
-        </w:r>
-      </w:ins>
-      <w:ins w:id="68" w:author="PR Preview" w:date="2024-01-01T00:00:00Z">
-        <w:r>
-          <w:t xml:space="preserve"> </w:t>
-        </w:r>
-      </w:ins>
-      <m:oMath>
-        <m:r>
-          <m:t>A</m:t>
-        </m:r>
-        <m:r>
-          <m:rPr>
-            <m:sty m:val="p"/>
-          </m:rPr>
-          <m:t>←</m:t>
-        </m:r>
-        <m:r>
-          <m:t>L</m:t>
-        </m:r>
-        <m:r>
-          <m:rPr>
-            <m:sty m:val="p"/>
-          </m:rPr>
-          <m:t>←</m:t>
-        </m:r>
-        <m:r>
-          <m:t>U</m:t>
-        </m:r>
-      </m:oMath>
-      <w:ins w:id="68" w:author="PR Preview" w:date="2024-01-01T00:00:00Z">
-        <w:r>
-          <w:t xml:space="preserve">) blocks all association through</w:t>
-        </w:r>
-      </w:ins>
-      <w:ins w:id="68" w:author="PR Preview" w:date="2024-01-01T00:00:00Z">
-        <w:r>
-          <w:t xml:space="preserve"> </w:t>
-        </w:r>
-      </w:ins>
-      <m:oMath>
-        <m:r>
-          <m:t>U</m:t>
-        </m:r>
-      </m:oMath>
-      <w:ins w:id="68" w:author="PR Preview" w:date="2024-01-01T00:00:00Z">
-        <w:r>
-          <w:t xml:space="preserve"> </w:t>
-        </w:r>
-      </w:ins>
-      <w:ins w:id="68" w:author="PR Preview" w:date="2024-01-01T00:00:00Z">
-        <w:r>
-          <w:t xml:space="preserve">as well.</w:t>
+          <w:t xml:space="preserve">blocks them both.</w:t>
         </w:r>
       </w:ins>
     </w:p>
@@ -5269,9 +5210,31 @@
           <w:numId w:val="1006"/>
         </w:numPr>
       </w:pPr>
+      <m:oMath>
+        <m:r>
+          <m:rPr>
+            <m:sty m:val="p"/>
+          </m:rPr>
+          <m:t>{</m:t>
+        </m:r>
+        <m:r>
+          <m:t>L</m:t>
+        </m:r>
+        <m:r>
+          <m:rPr>
+            <m:sty m:val="p"/>
+          </m:rPr>
+          <m:t>}</m:t>
+        </m:r>
+      </m:oMath>
       <w:ins w:id="69" w:author="PR Preview" w:date="2024-01-01T00:00:00Z">
         <w:r>
-          <w:t xml:space="preserve">Adjustment for</w:t>
+          <w:t xml:space="preserve"> </w:t>
+        </w:r>
+      </w:ins>
+      <w:ins w:id="69" w:author="PR Preview" w:date="2024-01-01T00:00:00Z">
+        <w:r>
+          <w:t xml:space="preserve">satisfies the backdoor criterion: adjustment for</w:t>
         </w:r>
       </w:ins>
       <w:ins w:id="69" w:author="PR Preview" w:date="2024-01-01T00:00:00Z">
@@ -6195,7 +6158,7 @@
       </w:ins>
     </w:p>
     <w:bookmarkEnd w:id="23"/>
-    <w:bookmarkStart w:id="27" w:name="when-no-sufficient-adjustment-set-exists"/>
+    <w:bookmarkStart w:id="30" w:name="when-no-sufficient-adjustment-set-exists"/>
     <w:p>
       <w:pPr>
         <w:pStyle w:val="Heading3"/>
@@ -6506,18 +6469,6 @@
         </w:r>
       </w:ins>
     </w:p>
-    <w:bookmarkEnd w:id="27"/>
-    <w:bookmarkStart w:id="31" w:name="X47b7ec8947684a6618cc5e6bf9042d1e486b8fd"/>
-    <w:p>
-      <w:pPr>
-        <w:pStyle w:val="Heading3"/>
-      </w:pPr>
-      <w:ins w:id="93" w:author="PR Preview" w:date="2024-01-01T00:00:00Z">
-        <w:r>
-          <w:t xml:space="preserve">3.3 Fine Point 7.1: Descendants of Treatment and Adjustment Bias</w:t>
-        </w:r>
-      </w:ins>
-    </w:p>
     <w:tbl>
       <w:tblPr>
         <w:tblStyle w:val="Table"/>
@@ -6559,18 +6510,18 @@
                 <wp:inline>
                   <wp:extent cx="152400" cy="152400"/>
                   <wp:effectExtent b="0" l="0" r="0" t="0"/>
-                  <wp:docPr descr="" title="" id="29" name="Picture"/>
+                  <wp:docPr descr="" title="" id="28" name="Picture"/>
                   <a:graphic>
                     <a:graphicData uri="http://schemas.openxmlformats.org/drawingml/2006/picture">
                       <pic:pic>
                         <pic:nvPicPr>
-                          <pic:cNvPr descr="/opt/quarto/share/formats/docx/note.png" id="30" name="Picture"/>
+                          <pic:cNvPr descr="/opt/quarto/share/formats/docx/note.png" id="29" name="Picture"/>
                           <pic:cNvPicPr>
                             <a:picLocks noChangeArrowheads="1" noChangeAspect="1"/>
                           </pic:cNvPicPr>
                         </pic:nvPicPr>
                         <pic:blipFill>
-                          <a:blip r:embed="rId28"/>
+                          <a:blip r:embed="rId27"/>
                           <a:stretch>
                             <a:fillRect/>
                           </a:stretch>
@@ -7049,21 +7000,21 @@
         </w:tc>
       </w:tr>
     </w:tbl>
+    <w:bookmarkEnd w:id="30"/>
     <w:bookmarkEnd w:id="31"/>
-    <w:bookmarkEnd w:id="32"/>
-    <w:bookmarkStart w:id="42" w:name="confounding-and-confounders-pp.-8587"/>
+    <w:bookmarkStart w:id="40" w:name="confounding-and-confounders-pp.-8587"/>
     <w:p>
       <w:pPr>
         <w:pStyle w:val="Heading2"/>
       </w:pPr>
+      <w:ins w:id="93" w:author="PR Preview" w:date="2024-01-01T00:00:00Z">
+        <w:r>
+          <w:t xml:space="preserve">4 7.4 Confounding and Confounders (pp. 85–87)</w:t>
+        </w:r>
+      </w:ins>
+    </w:p>
+    <w:p>
       <w:ins w:id="94" w:author="PR Preview" w:date="2024-01-01T00:00:00Z">
-        <w:r>
-          <w:t xml:space="preserve">4 7.4 Confounding and Confounders (pp. 85–87)</w:t>
-        </w:r>
-      </w:ins>
-    </w:p>
-    <w:p>
-      <w:ins w:id="95" w:author="PR Preview" w:date="2024-01-01T00:00:00Z">
         <w:r>
           <w:pict>
             <v:rect style="width:0;height:1.5pt" o:hralign="center" o:hrstd="t" o:hr="t"/>
@@ -7075,17 +7026,17 @@
       <w:pPr>
         <w:pStyle w:val="FirstParagraph"/>
       </w:pPr>
-      <w:ins w:id="96" w:author="PR Preview" w:date="2024-01-01T00:00:00Z">
+      <w:ins w:id="95" w:author="PR Preview" w:date="2024-01-01T00:00:00Z">
         <w:r>
           <w:t xml:space="preserve">The term</w:t>
         </w:r>
       </w:ins>
-      <w:ins w:id="96" w:author="PR Preview" w:date="2024-01-01T00:00:00Z">
-        <w:r>
-          <w:t xml:space="preserve"> </w:t>
-        </w:r>
-      </w:ins>
-      <w:ins w:id="96" w:author="PR Preview" w:date="2024-01-01T00:00:00Z">
+      <w:ins w:id="95" w:author="PR Preview" w:date="2024-01-01T00:00:00Z">
+        <w:r>
+          <w:t xml:space="preserve"> </w:t>
+        </w:r>
+      </w:ins>
+      <w:ins w:id="95" w:author="PR Preview" w:date="2024-01-01T00:00:00Z">
         <w:r>
           <w:rPr>
             <w:b/>
@@ -7094,38 +7045,38 @@
           <w:t xml:space="preserve">confounder</w:t>
         </w:r>
       </w:ins>
+      <w:ins w:id="95" w:author="PR Preview" w:date="2024-01-01T00:00:00Z">
+        <w:r>
+          <w:t xml:space="preserve"> </w:t>
+        </w:r>
+      </w:ins>
+      <w:ins w:id="95" w:author="PR Preview" w:date="2024-01-01T00:00:00Z">
+        <w:r>
+          <w:t xml:space="preserve">is commonly used in epidemiology to refer to a variable that should be adjusted for to eliminate confounding. However, the traditional criteria used to identify confounders differ from the structural (DAG-based) definition—and the two do not always agree.</w:t>
+        </w:r>
+      </w:ins>
+    </w:p>
+    <w:bookmarkStart w:id="32" w:name="the-traditional-epidemiological-criteria"/>
+    <w:p>
+      <w:pPr>
+        <w:pStyle w:val="Heading3"/>
+      </w:pPr>
       <w:ins w:id="96" w:author="PR Preview" w:date="2024-01-01T00:00:00Z">
         <w:r>
-          <w:t xml:space="preserve"> </w:t>
-        </w:r>
-      </w:ins>
-      <w:ins w:id="96" w:author="PR Preview" w:date="2024-01-01T00:00:00Z">
-        <w:r>
-          <w:t xml:space="preserve">is commonly used in epidemiology to refer to a variable that should be adjusted for to eliminate confounding. However, the traditional criteria used to identify confounders differ from the structural (DAG-based) definition—and the two do not always agree.</w:t>
-        </w:r>
-      </w:ins>
-    </w:p>
-    <w:bookmarkStart w:id="33" w:name="the-traditional-epidemiological-criteria"/>
-    <w:p>
-      <w:pPr>
-        <w:pStyle w:val="Heading3"/>
+          <w:t xml:space="preserve">4.1 The Traditional Epidemiological Criteria</w:t>
+        </w:r>
+      </w:ins>
+    </w:p>
+    <w:p>
+      <w:pPr>
+        <w:pStyle w:val="FirstParagraph"/>
       </w:pPr>
       <w:ins w:id="97" w:author="PR Preview" w:date="2024-01-01T00:00:00Z">
         <w:r>
-          <w:t xml:space="preserve">4.1 The Traditional Epidemiological Criteria</w:t>
-        </w:r>
-      </w:ins>
-    </w:p>
-    <w:p>
-      <w:pPr>
-        <w:pStyle w:val="FirstParagraph"/>
-      </w:pPr>
-      <w:ins w:id="98" w:author="PR Preview" w:date="2024-01-01T00:00:00Z">
-        <w:r>
           <w:t xml:space="preserve">In the traditional approach, a variable</w:t>
         </w:r>
       </w:ins>
-      <w:ins w:id="98" w:author="PR Preview" w:date="2024-01-01T00:00:00Z">
+      <w:ins w:id="97" w:author="PR Preview" w:date="2024-01-01T00:00:00Z">
         <w:r>
           <w:t xml:space="preserve"> </w:t>
         </w:r>
@@ -7135,17 +7086,17 @@
           <m:t>C</m:t>
         </m:r>
       </m:oMath>
-      <w:ins w:id="98" w:author="PR Preview" w:date="2024-01-01T00:00:00Z">
-        <w:r>
-          <w:t xml:space="preserve"> </w:t>
-        </w:r>
-      </w:ins>
-      <w:ins w:id="98" w:author="PR Preview" w:date="2024-01-01T00:00:00Z">
+      <w:ins w:id="97" w:author="PR Preview" w:date="2024-01-01T00:00:00Z">
+        <w:r>
+          <w:t xml:space="preserve"> </w:t>
+        </w:r>
+      </w:ins>
+      <w:ins w:id="97" w:author="PR Preview" w:date="2024-01-01T00:00:00Z">
         <w:r>
           <w:t xml:space="preserve">is labeled a confounder of the</w:t>
         </w:r>
       </w:ins>
-      <w:ins w:id="98" w:author="PR Preview" w:date="2024-01-01T00:00:00Z">
+      <w:ins w:id="97" w:author="PR Preview" w:date="2024-01-01T00:00:00Z">
         <w:r>
           <w:t xml:space="preserve"> </w:t>
         </w:r>
@@ -7155,7 +7106,7 @@
           <m:t>A</m:t>
         </m:r>
       </m:oMath>
-      <w:ins w:id="98" w:author="PR Preview" w:date="2024-01-01T00:00:00Z">
+      <w:ins w:id="97" w:author="PR Preview" w:date="2024-01-01T00:00:00Z">
         <w:r>
           <w:t xml:space="preserve">–</w:t>
         </w:r>
@@ -7165,12 +7116,12 @@
           <m:t>Y</m:t>
         </m:r>
       </m:oMath>
-      <w:ins w:id="98" w:author="PR Preview" w:date="2024-01-01T00:00:00Z">
-        <w:r>
-          <w:t xml:space="preserve"> </w:t>
-        </w:r>
-      </w:ins>
-      <w:ins w:id="98" w:author="PR Preview" w:date="2024-01-01T00:00:00Z">
+      <w:ins w:id="97" w:author="PR Preview" w:date="2024-01-01T00:00:00Z">
+        <w:r>
+          <w:t xml:space="preserve"> </w:t>
+        </w:r>
+      </w:ins>
+      <w:ins w:id="97" w:author="PR Preview" w:date="2024-01-01T00:00:00Z">
         <w:r>
           <w:t xml:space="preserve">association if it satisfies three criteria:</w:t>
         </w:r>
@@ -7189,17 +7140,17 @@
           <m:t>C</m:t>
         </m:r>
       </m:oMath>
-      <w:ins w:id="99" w:author="PR Preview" w:date="2024-01-01T00:00:00Z">
-        <w:r>
-          <w:t xml:space="preserve"> </w:t>
-        </w:r>
-      </w:ins>
-      <w:ins w:id="99" w:author="PR Preview" w:date="2024-01-01T00:00:00Z">
+      <w:ins w:id="98" w:author="PR Preview" w:date="2024-01-01T00:00:00Z">
+        <w:r>
+          <w:t xml:space="preserve"> </w:t>
+        </w:r>
+      </w:ins>
+      <w:ins w:id="98" w:author="PR Preview" w:date="2024-01-01T00:00:00Z">
         <w:r>
           <w:t xml:space="preserve">is associated with treatment</w:t>
         </w:r>
       </w:ins>
-      <w:ins w:id="99" w:author="PR Preview" w:date="2024-01-01T00:00:00Z">
+      <w:ins w:id="98" w:author="PR Preview" w:date="2024-01-01T00:00:00Z">
         <w:r>
           <w:t xml:space="preserve"> </w:t>
         </w:r>
@@ -7223,17 +7174,17 @@
           <m:t>C</m:t>
         </m:r>
       </m:oMath>
-      <w:ins w:id="100" w:author="PR Preview" w:date="2024-01-01T00:00:00Z">
-        <w:r>
-          <w:t xml:space="preserve"> </w:t>
-        </w:r>
-      </w:ins>
-      <w:ins w:id="100" w:author="PR Preview" w:date="2024-01-01T00:00:00Z">
+      <w:ins w:id="99" w:author="PR Preview" w:date="2024-01-01T00:00:00Z">
+        <w:r>
+          <w:t xml:space="preserve"> </w:t>
+        </w:r>
+      </w:ins>
+      <w:ins w:id="99" w:author="PR Preview" w:date="2024-01-01T00:00:00Z">
         <w:r>
           <w:t xml:space="preserve">is a risk factor for outcome</w:t>
         </w:r>
       </w:ins>
-      <w:ins w:id="100" w:author="PR Preview" w:date="2024-01-01T00:00:00Z">
+      <w:ins w:id="99" w:author="PR Preview" w:date="2024-01-01T00:00:00Z">
         <w:r>
           <w:t xml:space="preserve"> </w:t>
         </w:r>
@@ -7243,12 +7194,12 @@
           <m:t>Y</m:t>
         </m:r>
       </m:oMath>
-      <w:ins w:id="100" w:author="PR Preview" w:date="2024-01-01T00:00:00Z">
-        <w:r>
-          <w:t xml:space="preserve"> </w:t>
-        </w:r>
-      </w:ins>
-      <w:ins w:id="100" w:author="PR Preview" w:date="2024-01-01T00:00:00Z">
+      <w:ins w:id="99" w:author="PR Preview" w:date="2024-01-01T00:00:00Z">
+        <w:r>
+          <w:t xml:space="preserve"> </w:t>
+        </w:r>
+      </w:ins>
+      <w:ins w:id="99" w:author="PR Preview" w:date="2024-01-01T00:00:00Z">
         <w:r>
           <w:t xml:space="preserve">among the unexposed (</w:t>
         </w:r>
@@ -7267,7 +7218,7 @@
           <m:t>0</m:t>
         </m:r>
       </m:oMath>
-      <w:ins w:id="100" w:author="PR Preview" w:date="2024-01-01T00:00:00Z">
+      <w:ins w:id="99" w:author="PR Preview" w:date="2024-01-01T00:00:00Z">
         <w:r>
           <w:t xml:space="preserve">)</w:t>
         </w:r>
@@ -7286,74 +7237,96 @@
           <m:t>C</m:t>
         </m:r>
       </m:oMath>
+      <w:ins w:id="100" w:author="PR Preview" w:date="2024-01-01T00:00:00Z">
+        <w:r>
+          <w:t xml:space="preserve"> </w:t>
+        </w:r>
+      </w:ins>
+      <w:ins w:id="100" w:author="PR Preview" w:date="2024-01-01T00:00:00Z">
+        <w:r>
+          <w:t xml:space="preserve">is not on the causal pathway from</w:t>
+        </w:r>
+      </w:ins>
+      <w:ins w:id="100" w:author="PR Preview" w:date="2024-01-01T00:00:00Z">
+        <w:r>
+          <w:t xml:space="preserve"> </w:t>
+        </w:r>
+      </w:ins>
+      <m:oMath>
+        <m:r>
+          <m:t>A</m:t>
+        </m:r>
+      </m:oMath>
+      <w:ins w:id="100" w:author="PR Preview" w:date="2024-01-01T00:00:00Z">
+        <w:r>
+          <w:t xml:space="preserve"> </w:t>
+        </w:r>
+      </w:ins>
+      <w:ins w:id="100" w:author="PR Preview" w:date="2024-01-01T00:00:00Z">
+        <w:r>
+          <w:t xml:space="preserve">to</w:t>
+        </w:r>
+      </w:ins>
+      <w:ins w:id="100" w:author="PR Preview" w:date="2024-01-01T00:00:00Z">
+        <w:r>
+          <w:t xml:space="preserve"> </w:t>
+        </w:r>
+      </w:ins>
+      <m:oMath>
+        <m:r>
+          <m:t>Y</m:t>
+        </m:r>
+      </m:oMath>
+      <w:ins w:id="100" w:author="PR Preview" w:date="2024-01-01T00:00:00Z">
+        <w:r>
+          <w:t xml:space="preserve"> </w:t>
+        </w:r>
+      </w:ins>
+      <w:ins w:id="100" w:author="PR Preview" w:date="2024-01-01T00:00:00Z">
+        <w:r>
+          <w:t xml:space="preserve">(i.e.,</w:t>
+        </w:r>
+      </w:ins>
+      <w:ins w:id="100" w:author="PR Preview" w:date="2024-01-01T00:00:00Z">
+        <w:r>
+          <w:t xml:space="preserve"> </w:t>
+        </w:r>
+      </w:ins>
+      <m:oMath>
+        <m:r>
+          <m:t>C</m:t>
+        </m:r>
+      </m:oMath>
+      <w:ins w:id="100" w:author="PR Preview" w:date="2024-01-01T00:00:00Z">
+        <w:r>
+          <w:t xml:space="preserve"> </w:t>
+        </w:r>
+      </w:ins>
+      <w:ins w:id="100" w:author="PR Preview" w:date="2024-01-01T00:00:00Z">
+        <w:r>
+          <w:t xml:space="preserve">is not a mediator)</w:t>
+        </w:r>
+      </w:ins>
+    </w:p>
+    <w:p>
+      <w:pPr>
+        <w:pStyle w:val="FirstParagraph"/>
+      </w:pPr>
       <w:ins w:id="101" w:author="PR Preview" w:date="2024-01-01T00:00:00Z">
         <w:r>
-          <w:t xml:space="preserve"> </w:t>
-        </w:r>
-      </w:ins>
-      <w:ins w:id="101" w:author="PR Preview" w:date="2024-01-01T00:00:00Z">
-        <w:r>
-          <w:t xml:space="preserve">is not on the causal pathway from</w:t>
-        </w:r>
-      </w:ins>
-      <w:ins w:id="101" w:author="PR Preview" w:date="2024-01-01T00:00:00Z">
-        <w:r>
-          <w:t xml:space="preserve"> </w:t>
-        </w:r>
-      </w:ins>
-      <m:oMath>
-        <m:r>
-          <m:t>A</m:t>
-        </m:r>
-      </m:oMath>
-      <w:ins w:id="101" w:author="PR Preview" w:date="2024-01-01T00:00:00Z">
-        <w:r>
-          <w:t xml:space="preserve"> </w:t>
-        </w:r>
-      </w:ins>
-      <w:ins w:id="101" w:author="PR Preview" w:date="2024-01-01T00:00:00Z">
-        <w:r>
-          <w:t xml:space="preserve">to</w:t>
-        </w:r>
-      </w:ins>
-      <w:ins w:id="101" w:author="PR Preview" w:date="2024-01-01T00:00:00Z">
-        <w:r>
-          <w:t xml:space="preserve"> </w:t>
-        </w:r>
-      </w:ins>
-      <m:oMath>
-        <m:r>
-          <m:t>Y</m:t>
-        </m:r>
-      </m:oMath>
-      <w:ins w:id="101" w:author="PR Preview" w:date="2024-01-01T00:00:00Z">
-        <w:r>
-          <w:t xml:space="preserve"> </w:t>
-        </w:r>
-      </w:ins>
-      <w:ins w:id="101" w:author="PR Preview" w:date="2024-01-01T00:00:00Z">
-        <w:r>
-          <w:t xml:space="preserve">(i.e.,</w:t>
-        </w:r>
-      </w:ins>
-      <w:ins w:id="101" w:author="PR Preview" w:date="2024-01-01T00:00:00Z">
-        <w:r>
-          <w:t xml:space="preserve"> </w:t>
-        </w:r>
-      </w:ins>
-      <m:oMath>
-        <m:r>
-          <m:t>C</m:t>
-        </m:r>
-      </m:oMath>
-      <w:ins w:id="101" w:author="PR Preview" w:date="2024-01-01T00:00:00Z">
-        <w:r>
-          <w:t xml:space="preserve"> </w:t>
-        </w:r>
-      </w:ins>
-      <w:ins w:id="101" w:author="PR Preview" w:date="2024-01-01T00:00:00Z">
-        <w:r>
-          <w:t xml:space="preserve">is not a mediator)</w:t>
+          <w:t xml:space="preserve">These criteria are assessed from the data (criteria 1 and 2) and from prior knowledge (criterion 3).</w:t>
+        </w:r>
+      </w:ins>
+    </w:p>
+    <w:bookmarkEnd w:id="32"/>
+    <w:bookmarkStart w:id="39" w:name="limitations-of-the-traditional-criteria"/>
+    <w:p>
+      <w:pPr>
+        <w:pStyle w:val="Heading3"/>
+      </w:pPr>
+      <w:ins w:id="102" w:author="PR Preview" w:date="2024-01-01T00:00:00Z">
+        <w:r>
+          <w:t xml:space="preserve">4.2 Limitations of the Traditional Criteria</w:t>
         </w:r>
       </w:ins>
     </w:p>
@@ -7361,39 +7334,17 @@
       <w:pPr>
         <w:pStyle w:val="FirstParagraph"/>
       </w:pPr>
-      <w:ins w:id="102" w:author="PR Preview" w:date="2024-01-01T00:00:00Z">
-        <w:r>
-          <w:t xml:space="preserve">These criteria are assessed from the data (criteria 1 and 2) and from prior knowledge (criterion 3).</w:t>
-        </w:r>
-      </w:ins>
-    </w:p>
-    <w:bookmarkEnd w:id="33"/>
-    <w:bookmarkStart w:id="38" w:name="limitations-of-the-traditional-criteria"/>
-    <w:p>
-      <w:pPr>
-        <w:pStyle w:val="Heading3"/>
-      </w:pPr>
       <w:ins w:id="103" w:author="PR Preview" w:date="2024-01-01T00:00:00Z">
         <w:r>
-          <w:t xml:space="preserve">4.2 Limitations of the Traditional Criteria</w:t>
-        </w:r>
-      </w:ins>
-    </w:p>
-    <w:p>
-      <w:pPr>
-        <w:pStyle w:val="FirstParagraph"/>
+          <w:t xml:space="preserve">The traditional criteria have two important limitations:</w:t>
+        </w:r>
+      </w:ins>
+    </w:p>
+    <w:p>
+      <w:pPr>
+        <w:pStyle w:val="BodyText"/>
       </w:pPr>
       <w:ins w:id="104" w:author="PR Preview" w:date="2024-01-01T00:00:00Z">
-        <w:r>
-          <w:t xml:space="preserve">The traditional criteria have two important limitations:</w:t>
-        </w:r>
-      </w:ins>
-    </w:p>
-    <w:p>
-      <w:pPr>
-        <w:pStyle w:val="BodyText"/>
-      </w:pPr>
-      <w:ins w:id="105" w:author="PR Preview" w:date="2024-01-01T00:00:00Z">
         <w:r>
           <w:rPr>
             <w:b/>
@@ -7407,12 +7358,12 @@
       <w:pPr>
         <w:pStyle w:val="BodyText"/>
       </w:pPr>
-      <w:ins w:id="106" w:author="PR Preview" w:date="2024-01-01T00:00:00Z">
+      <w:ins w:id="105" w:author="PR Preview" w:date="2024-01-01T00:00:00Z">
         <w:r>
           <w:t xml:space="preserve">If</w:t>
         </w:r>
       </w:ins>
-      <w:ins w:id="106" w:author="PR Preview" w:date="2024-01-01T00:00:00Z">
+      <w:ins w:id="105" w:author="PR Preview" w:date="2024-01-01T00:00:00Z">
         <w:r>
           <w:t xml:space="preserve"> </w:t>
         </w:r>
@@ -7422,22 +7373,22 @@
           <m:t>C</m:t>
         </m:r>
       </m:oMath>
-      <w:ins w:id="106" w:author="PR Preview" w:date="2024-01-01T00:00:00Z">
-        <w:r>
-          <w:t xml:space="preserve"> </w:t>
-        </w:r>
-      </w:ins>
-      <w:ins w:id="106" w:author="PR Preview" w:date="2024-01-01T00:00:00Z">
+      <w:ins w:id="105" w:author="PR Preview" w:date="2024-01-01T00:00:00Z">
+        <w:r>
+          <w:t xml:space="preserve"> </w:t>
+        </w:r>
+      </w:ins>
+      <w:ins w:id="105" w:author="PR Preview" w:date="2024-01-01T00:00:00Z">
         <w:r>
           <w:t xml:space="preserve">is a</w:t>
         </w:r>
       </w:ins>
-      <w:ins w:id="106" w:author="PR Preview" w:date="2024-01-01T00:00:00Z">
-        <w:r>
-          <w:t xml:space="preserve"> </w:t>
-        </w:r>
-      </w:ins>
-      <w:ins w:id="106" w:author="PR Preview" w:date="2024-01-01T00:00:00Z">
+      <w:ins w:id="105" w:author="PR Preview" w:date="2024-01-01T00:00:00Z">
+        <w:r>
+          <w:t xml:space="preserve"> </w:t>
+        </w:r>
+      </w:ins>
+      <w:ins w:id="105" w:author="PR Preview" w:date="2024-01-01T00:00:00Z">
         <w:r>
           <w:rPr>
             <w:b/>
@@ -7446,17 +7397,17 @@
           <w:t xml:space="preserve">collider</w:t>
         </w:r>
       </w:ins>
-      <w:ins w:id="106" w:author="PR Preview" w:date="2024-01-01T00:00:00Z">
-        <w:r>
-          <w:t xml:space="preserve"> </w:t>
-        </w:r>
-      </w:ins>
-      <w:ins w:id="106" w:author="PR Preview" w:date="2024-01-01T00:00:00Z">
+      <w:ins w:id="105" w:author="PR Preview" w:date="2024-01-01T00:00:00Z">
+        <w:r>
+          <w:t xml:space="preserve"> </w:t>
+        </w:r>
+      </w:ins>
+      <w:ins w:id="105" w:author="PR Preview" w:date="2024-01-01T00:00:00Z">
         <w:r>
           <w:t xml:space="preserve">on a non-causal path between</w:t>
         </w:r>
       </w:ins>
-      <w:ins w:id="106" w:author="PR Preview" w:date="2024-01-01T00:00:00Z">
+      <w:ins w:id="105" w:author="PR Preview" w:date="2024-01-01T00:00:00Z">
         <w:r>
           <w:t xml:space="preserve"> </w:t>
         </w:r>
@@ -7466,17 +7417,17 @@
           <m:t>A</m:t>
         </m:r>
       </m:oMath>
-      <w:ins w:id="106" w:author="PR Preview" w:date="2024-01-01T00:00:00Z">
-        <w:r>
-          <w:t xml:space="preserve"> </w:t>
-        </w:r>
-      </w:ins>
-      <w:ins w:id="106" w:author="PR Preview" w:date="2024-01-01T00:00:00Z">
+      <w:ins w:id="105" w:author="PR Preview" w:date="2024-01-01T00:00:00Z">
+        <w:r>
+          <w:t xml:space="preserve"> </w:t>
+        </w:r>
+      </w:ins>
+      <w:ins w:id="105" w:author="PR Preview" w:date="2024-01-01T00:00:00Z">
         <w:r>
           <w:t xml:space="preserve">and</w:t>
         </w:r>
       </w:ins>
-      <w:ins w:id="106" w:author="PR Preview" w:date="2024-01-01T00:00:00Z">
+      <w:ins w:id="105" w:author="PR Preview" w:date="2024-01-01T00:00:00Z">
         <w:r>
           <w:t xml:space="preserve"> </w:t>
         </w:r>
@@ -7486,17 +7437,17 @@
           <m:t>Y</m:t>
         </m:r>
       </m:oMath>
-      <w:ins w:id="106" w:author="PR Preview" w:date="2024-01-01T00:00:00Z">
-        <w:r>
-          <w:t xml:space="preserve"> </w:t>
-        </w:r>
-      </w:ins>
-      <w:ins w:id="106" w:author="PR Preview" w:date="2024-01-01T00:00:00Z">
+      <w:ins w:id="105" w:author="PR Preview" w:date="2024-01-01T00:00:00Z">
+        <w:r>
+          <w:t xml:space="preserve"> </w:t>
+        </w:r>
+      </w:ins>
+      <w:ins w:id="105" w:author="PR Preview" w:date="2024-01-01T00:00:00Z">
         <w:r>
           <w:t xml:space="preserve">(e.g.,</w:t>
         </w:r>
       </w:ins>
-      <w:ins w:id="106" w:author="PR Preview" w:date="2024-01-01T00:00:00Z">
+      <w:ins w:id="105" w:author="PR Preview" w:date="2024-01-01T00:00:00Z">
         <w:r>
           <w:t xml:space="preserve"> </w:t>
         </w:r>
@@ -7524,12 +7475,12 @@
           <m:t>Y</m:t>
         </m:r>
       </m:oMath>
-      <w:ins w:id="106" w:author="PR Preview" w:date="2024-01-01T00:00:00Z">
+      <w:ins w:id="105" w:author="PR Preview" w:date="2024-01-01T00:00:00Z">
         <w:r>
           <w:t xml:space="preserve">), then</w:t>
         </w:r>
       </w:ins>
-      <w:ins w:id="106" w:author="PR Preview" w:date="2024-01-01T00:00:00Z">
+      <w:ins w:id="105" w:author="PR Preview" w:date="2024-01-01T00:00:00Z">
         <w:r>
           <w:t xml:space="preserve"> </w:t>
         </w:r>
@@ -7539,17 +7490,17 @@
           <m:t>C</m:t>
         </m:r>
       </m:oMath>
-      <w:ins w:id="106" w:author="PR Preview" w:date="2024-01-01T00:00:00Z">
-        <w:r>
-          <w:t xml:space="preserve"> </w:t>
-        </w:r>
-      </w:ins>
-      <w:ins w:id="106" w:author="PR Preview" w:date="2024-01-01T00:00:00Z">
+      <w:ins w:id="105" w:author="PR Preview" w:date="2024-01-01T00:00:00Z">
+        <w:r>
+          <w:t xml:space="preserve"> </w:t>
+        </w:r>
+      </w:ins>
+      <w:ins w:id="105" w:author="PR Preview" w:date="2024-01-01T00:00:00Z">
         <w:r>
           <w:t xml:space="preserve">may be associated with both</w:t>
         </w:r>
       </w:ins>
-      <w:ins w:id="106" w:author="PR Preview" w:date="2024-01-01T00:00:00Z">
+      <w:ins w:id="105" w:author="PR Preview" w:date="2024-01-01T00:00:00Z">
         <w:r>
           <w:t xml:space="preserve"> </w:t>
         </w:r>
@@ -7559,17 +7510,17 @@
           <m:t>A</m:t>
         </m:r>
       </m:oMath>
-      <w:ins w:id="106" w:author="PR Preview" w:date="2024-01-01T00:00:00Z">
-        <w:r>
-          <w:t xml:space="preserve"> </w:t>
-        </w:r>
-      </w:ins>
-      <w:ins w:id="106" w:author="PR Preview" w:date="2024-01-01T00:00:00Z">
+      <w:ins w:id="105" w:author="PR Preview" w:date="2024-01-01T00:00:00Z">
+        <w:r>
+          <w:t xml:space="preserve"> </w:t>
+        </w:r>
+      </w:ins>
+      <w:ins w:id="105" w:author="PR Preview" w:date="2024-01-01T00:00:00Z">
         <w:r>
           <w:t xml:space="preserve">and</w:t>
         </w:r>
       </w:ins>
-      <w:ins w:id="106" w:author="PR Preview" w:date="2024-01-01T00:00:00Z">
+      <w:ins w:id="105" w:author="PR Preview" w:date="2024-01-01T00:00:00Z">
         <w:r>
           <w:t xml:space="preserve"> </w:t>
         </w:r>
@@ -7579,17 +7530,17 @@
           <m:t>Y</m:t>
         </m:r>
       </m:oMath>
-      <w:ins w:id="106" w:author="PR Preview" w:date="2024-01-01T00:00:00Z">
-        <w:r>
-          <w:t xml:space="preserve"> </w:t>
-        </w:r>
-      </w:ins>
-      <w:ins w:id="106" w:author="PR Preview" w:date="2024-01-01T00:00:00Z">
+      <w:ins w:id="105" w:author="PR Preview" w:date="2024-01-01T00:00:00Z">
+        <w:r>
+          <w:t xml:space="preserve"> </w:t>
+        </w:r>
+      </w:ins>
+      <w:ins w:id="105" w:author="PR Preview" w:date="2024-01-01T00:00:00Z">
         <w:r>
           <w:t xml:space="preserve">in some data sets yet is not on any backdoor path. Including</w:t>
         </w:r>
       </w:ins>
-      <w:ins w:id="106" w:author="PR Preview" w:date="2024-01-01T00:00:00Z">
+      <w:ins w:id="105" w:author="PR Preview" w:date="2024-01-01T00:00:00Z">
         <w:r>
           <w:t xml:space="preserve"> </w:t>
         </w:r>
@@ -7599,22 +7550,22 @@
           <m:t>C</m:t>
         </m:r>
       </m:oMath>
-      <w:ins w:id="106" w:author="PR Preview" w:date="2024-01-01T00:00:00Z">
-        <w:r>
-          <w:t xml:space="preserve"> </w:t>
-        </w:r>
-      </w:ins>
-      <w:ins w:id="106" w:author="PR Preview" w:date="2024-01-01T00:00:00Z">
+      <w:ins w:id="105" w:author="PR Preview" w:date="2024-01-01T00:00:00Z">
+        <w:r>
+          <w:t xml:space="preserve"> </w:t>
+        </w:r>
+      </w:ins>
+      <w:ins w:id="105" w:author="PR Preview" w:date="2024-01-01T00:00:00Z">
         <w:r>
           <w:t xml:space="preserve">in the adjustment set could introduce</w:t>
         </w:r>
       </w:ins>
-      <w:ins w:id="106" w:author="PR Preview" w:date="2024-01-01T00:00:00Z">
-        <w:r>
-          <w:t xml:space="preserve"> </w:t>
-        </w:r>
-      </w:ins>
-      <w:ins w:id="106" w:author="PR Preview" w:date="2024-01-01T00:00:00Z">
+      <w:ins w:id="105" w:author="PR Preview" w:date="2024-01-01T00:00:00Z">
+        <w:r>
+          <w:t xml:space="preserve"> </w:t>
+        </w:r>
+      </w:ins>
+      <w:ins w:id="105" w:author="PR Preview" w:date="2024-01-01T00:00:00Z">
         <w:r>
           <w:rPr>
             <w:b/>
@@ -7623,22 +7574,22 @@
           <w:t xml:space="preserve">collider stratification bias</w:t>
         </w:r>
       </w:ins>
+      <w:ins w:id="105" w:author="PR Preview" w:date="2024-01-01T00:00:00Z">
+        <w:r>
+          <w:t xml:space="preserve"> </w:t>
+        </w:r>
+      </w:ins>
+      <w:ins w:id="105" w:author="PR Preview" w:date="2024-01-01T00:00:00Z">
+        <w:r>
+          <w:t xml:space="preserve">rather than removing confounding.</w:t>
+        </w:r>
+      </w:ins>
+    </w:p>
+    <w:p>
+      <w:pPr>
+        <w:pStyle w:val="BodyText"/>
+      </w:pPr>
       <w:ins w:id="106" w:author="PR Preview" w:date="2024-01-01T00:00:00Z">
-        <w:r>
-          <w:t xml:space="preserve"> </w:t>
-        </w:r>
-      </w:ins>
-      <w:ins w:id="106" w:author="PR Preview" w:date="2024-01-01T00:00:00Z">
-        <w:r>
-          <w:t xml:space="preserve">rather than removing confounding.</w:t>
-        </w:r>
-      </w:ins>
-    </w:p>
-    <w:p>
-      <w:pPr>
-        <w:pStyle w:val="BodyText"/>
-      </w:pPr>
-      <w:ins w:id="107" w:author="PR Preview" w:date="2024-01-01T00:00:00Z">
         <w:r>
           <w:rPr>
             <w:b/>
@@ -7652,174 +7603,174 @@
       <w:pPr>
         <w:pStyle w:val="BodyText"/>
       </w:pPr>
+      <w:ins w:id="107" w:author="PR Preview" w:date="2024-01-01T00:00:00Z">
+        <w:r>
+          <w:t xml:space="preserve">A variable</w:t>
+        </w:r>
+      </w:ins>
+      <w:ins w:id="107" w:author="PR Preview" w:date="2024-01-01T00:00:00Z">
+        <w:r>
+          <w:t xml:space="preserve"> </w:t>
+        </w:r>
+      </w:ins>
+      <m:oMath>
+        <m:r>
+          <m:t>L</m:t>
+        </m:r>
+      </m:oMath>
+      <w:ins w:id="107" w:author="PR Preview" w:date="2024-01-01T00:00:00Z">
+        <w:r>
+          <w:t xml:space="preserve"> </w:t>
+        </w:r>
+      </w:ins>
+      <w:ins w:id="107" w:author="PR Preview" w:date="2024-01-01T00:00:00Z">
+        <w:r>
+          <w:t xml:space="preserve">that opens a backdoor path from</w:t>
+        </w:r>
+      </w:ins>
+      <w:ins w:id="107" w:author="PR Preview" w:date="2024-01-01T00:00:00Z">
+        <w:r>
+          <w:t xml:space="preserve"> </w:t>
+        </w:r>
+      </w:ins>
+      <m:oMath>
+        <m:r>
+          <m:t>A</m:t>
+        </m:r>
+      </m:oMath>
+      <w:ins w:id="107" w:author="PR Preview" w:date="2024-01-01T00:00:00Z">
+        <w:r>
+          <w:t xml:space="preserve"> </w:t>
+        </w:r>
+      </w:ins>
+      <w:ins w:id="107" w:author="PR Preview" w:date="2024-01-01T00:00:00Z">
+        <w:r>
+          <w:t xml:space="preserve">to</w:t>
+        </w:r>
+      </w:ins>
+      <w:ins w:id="107" w:author="PR Preview" w:date="2024-01-01T00:00:00Z">
+        <w:r>
+          <w:t xml:space="preserve"> </w:t>
+        </w:r>
+      </w:ins>
+      <m:oMath>
+        <m:r>
+          <m:t>Y</m:t>
+        </m:r>
+      </m:oMath>
+      <w:ins w:id="107" w:author="PR Preview" w:date="2024-01-01T00:00:00Z">
+        <w:r>
+          <w:t xml:space="preserve"> </w:t>
+        </w:r>
+      </w:ins>
+      <w:ins w:id="107" w:author="PR Preview" w:date="2024-01-01T00:00:00Z">
+        <w:r>
+          <w:t xml:space="preserve">might fail criterion 1 (not associated with</w:t>
+        </w:r>
+      </w:ins>
+      <w:ins w:id="107" w:author="PR Preview" w:date="2024-01-01T00:00:00Z">
+        <w:r>
+          <w:t xml:space="preserve"> </w:t>
+        </w:r>
+      </w:ins>
+      <m:oMath>
+        <m:r>
+          <m:t>A</m:t>
+        </m:r>
+      </m:oMath>
+      <w:ins w:id="107" w:author="PR Preview" w:date="2024-01-01T00:00:00Z">
+        <w:r>
+          <w:t xml:space="preserve"> </w:t>
+        </w:r>
+      </w:ins>
+      <w:ins w:id="107" w:author="PR Preview" w:date="2024-01-01T00:00:00Z">
+        <w:r>
+          <w:t xml:space="preserve">in the data) if its effects on</w:t>
+        </w:r>
+      </w:ins>
+      <w:ins w:id="107" w:author="PR Preview" w:date="2024-01-01T00:00:00Z">
+        <w:r>
+          <w:t xml:space="preserve"> </w:t>
+        </w:r>
+      </w:ins>
+      <m:oMath>
+        <m:r>
+          <m:t>A</m:t>
+        </m:r>
+      </m:oMath>
+      <w:ins w:id="107" w:author="PR Preview" w:date="2024-01-01T00:00:00Z">
+        <w:r>
+          <w:t xml:space="preserve"> </w:t>
+        </w:r>
+      </w:ins>
+      <w:ins w:id="107" w:author="PR Preview" w:date="2024-01-01T00:00:00Z">
+        <w:r>
+          <w:t xml:space="preserve">and</w:t>
+        </w:r>
+      </w:ins>
+      <w:ins w:id="107" w:author="PR Preview" w:date="2024-01-01T00:00:00Z">
+        <w:r>
+          <w:t xml:space="preserve"> </w:t>
+        </w:r>
+      </w:ins>
+      <m:oMath>
+        <m:r>
+          <m:t>Y</m:t>
+        </m:r>
+      </m:oMath>
+      <w:ins w:id="107" w:author="PR Preview" w:date="2024-01-01T00:00:00Z">
+        <w:r>
+          <w:t xml:space="preserve"> </w:t>
+        </w:r>
+      </w:ins>
+      <w:ins w:id="107" w:author="PR Preview" w:date="2024-01-01T00:00:00Z">
+        <w:r>
+          <w:t xml:space="preserve">cancel in a specific population. In that population, adjusting for</w:t>
+        </w:r>
+      </w:ins>
+      <w:ins w:id="107" w:author="PR Preview" w:date="2024-01-01T00:00:00Z">
+        <w:r>
+          <w:t xml:space="preserve"> </w:t>
+        </w:r>
+      </w:ins>
+      <m:oMath>
+        <m:r>
+          <m:t>L</m:t>
+        </m:r>
+      </m:oMath>
+      <w:ins w:id="107" w:author="PR Preview" w:date="2024-01-01T00:00:00Z">
+        <w:r>
+          <w:t xml:space="preserve"> </w:t>
+        </w:r>
+      </w:ins>
+      <w:ins w:id="107" w:author="PR Preview" w:date="2024-01-01T00:00:00Z">
+        <w:r>
+          <w:t xml:space="preserve">is still required to eliminate structural confounding, but the traditional criteria would not flag it as a confounder.</w:t>
+        </w:r>
+      </w:ins>
+    </w:p>
+    <w:p>
+      <w:pPr>
+        <w:pStyle w:val="CaptionedFigure"/>
+      </w:pPr>
       <w:ins w:id="108" w:author="PR Preview" w:date="2024-01-01T00:00:00Z">
-        <w:r>
-          <w:t xml:space="preserve">A variable</w:t>
-        </w:r>
-      </w:ins>
-      <w:ins w:id="108" w:author="PR Preview" w:date="2024-01-01T00:00:00Z">
-        <w:r>
-          <w:t xml:space="preserve"> </w:t>
-        </w:r>
-      </w:ins>
-      <m:oMath>
-        <m:r>
-          <m:t>L</m:t>
-        </m:r>
-      </m:oMath>
-      <w:ins w:id="108" w:author="PR Preview" w:date="2024-01-01T00:00:00Z">
-        <w:r>
-          <w:t xml:space="preserve"> </w:t>
-        </w:r>
-      </w:ins>
-      <w:ins w:id="108" w:author="PR Preview" w:date="2024-01-01T00:00:00Z">
-        <w:r>
-          <w:t xml:space="preserve">that opens a backdoor path from</w:t>
-        </w:r>
-      </w:ins>
-      <w:ins w:id="108" w:author="PR Preview" w:date="2024-01-01T00:00:00Z">
-        <w:r>
-          <w:t xml:space="preserve"> </w:t>
-        </w:r>
-      </w:ins>
-      <m:oMath>
-        <m:r>
-          <m:t>A</m:t>
-        </m:r>
-      </m:oMath>
-      <w:ins w:id="108" w:author="PR Preview" w:date="2024-01-01T00:00:00Z">
-        <w:r>
-          <w:t xml:space="preserve"> </w:t>
-        </w:r>
-      </w:ins>
-      <w:ins w:id="108" w:author="PR Preview" w:date="2024-01-01T00:00:00Z">
-        <w:r>
-          <w:t xml:space="preserve">to</w:t>
-        </w:r>
-      </w:ins>
-      <w:ins w:id="108" w:author="PR Preview" w:date="2024-01-01T00:00:00Z">
-        <w:r>
-          <w:t xml:space="preserve"> </w:t>
-        </w:r>
-      </w:ins>
-      <m:oMath>
-        <m:r>
-          <m:t>Y</m:t>
-        </m:r>
-      </m:oMath>
-      <w:ins w:id="108" w:author="PR Preview" w:date="2024-01-01T00:00:00Z">
-        <w:r>
-          <w:t xml:space="preserve"> </w:t>
-        </w:r>
-      </w:ins>
-      <w:ins w:id="108" w:author="PR Preview" w:date="2024-01-01T00:00:00Z">
-        <w:r>
-          <w:t xml:space="preserve">might fail criterion 1 (not associated with</w:t>
-        </w:r>
-      </w:ins>
-      <w:ins w:id="108" w:author="PR Preview" w:date="2024-01-01T00:00:00Z">
-        <w:r>
-          <w:t xml:space="preserve"> </w:t>
-        </w:r>
-      </w:ins>
-      <m:oMath>
-        <m:r>
-          <m:t>A</m:t>
-        </m:r>
-      </m:oMath>
-      <w:ins w:id="108" w:author="PR Preview" w:date="2024-01-01T00:00:00Z">
-        <w:r>
-          <w:t xml:space="preserve"> </w:t>
-        </w:r>
-      </w:ins>
-      <w:ins w:id="108" w:author="PR Preview" w:date="2024-01-01T00:00:00Z">
-        <w:r>
-          <w:t xml:space="preserve">in the data) if its effects on</w:t>
-        </w:r>
-      </w:ins>
-      <w:ins w:id="108" w:author="PR Preview" w:date="2024-01-01T00:00:00Z">
-        <w:r>
-          <w:t xml:space="preserve"> </w:t>
-        </w:r>
-      </w:ins>
-      <m:oMath>
-        <m:r>
-          <m:t>A</m:t>
-        </m:r>
-      </m:oMath>
-      <w:ins w:id="108" w:author="PR Preview" w:date="2024-01-01T00:00:00Z">
-        <w:r>
-          <w:t xml:space="preserve"> </w:t>
-        </w:r>
-      </w:ins>
-      <w:ins w:id="108" w:author="PR Preview" w:date="2024-01-01T00:00:00Z">
-        <w:r>
-          <w:t xml:space="preserve">and</w:t>
-        </w:r>
-      </w:ins>
-      <w:ins w:id="108" w:author="PR Preview" w:date="2024-01-01T00:00:00Z">
-        <w:r>
-          <w:t xml:space="preserve"> </w:t>
-        </w:r>
-      </w:ins>
-      <m:oMath>
-        <m:r>
-          <m:t>Y</m:t>
-        </m:r>
-      </m:oMath>
-      <w:ins w:id="108" w:author="PR Preview" w:date="2024-01-01T00:00:00Z">
-        <w:r>
-          <w:t xml:space="preserve"> </w:t>
-        </w:r>
-      </w:ins>
-      <w:ins w:id="108" w:author="PR Preview" w:date="2024-01-01T00:00:00Z">
-        <w:r>
-          <w:t xml:space="preserve">cancel in a specific population. In that population, adjusting for</w:t>
-        </w:r>
-      </w:ins>
-      <w:ins w:id="108" w:author="PR Preview" w:date="2024-01-01T00:00:00Z">
-        <w:r>
-          <w:t xml:space="preserve"> </w:t>
-        </w:r>
-      </w:ins>
-      <m:oMath>
-        <m:r>
-          <m:t>L</m:t>
-        </m:r>
-      </m:oMath>
-      <w:ins w:id="108" w:author="PR Preview" w:date="2024-01-01T00:00:00Z">
-        <w:r>
-          <w:t xml:space="preserve"> </w:t>
-        </w:r>
-      </w:ins>
-      <w:ins w:id="108" w:author="PR Preview" w:date="2024-01-01T00:00:00Z">
-        <w:r>
-          <w:t xml:space="preserve">is still required to eliminate structural confounding, but the traditional criteria would not flag it as a confounder.</w:t>
-        </w:r>
-      </w:ins>
-    </w:p>
-    <w:p>
-      <w:pPr>
-        <w:pStyle w:val="CaptionedFigure"/>
-      </w:pPr>
-      <w:ins w:id="109" w:author="PR Preview" w:date="2024-01-01T00:00:00Z">
         <w:r>
           <w:drawing>
             <wp:inline>
               <wp:extent cx="5334000" cy="2000250"/>
               <wp:effectExtent b="0" l="0" r="0" t="0"/>
-              <wp:docPr descr="Figure 7.4. Left: C is a collider (A → C ← Y); it satisfies traditional criteria 1 and 2 but adjusting for C introduces bias. Right: L is a structural confounder (opens backdoor path) but may not satisfy traditional criteria if its effects on A and Y cancel." title="" id="35" name="Picture"/>
+              <wp:docPr descr="Figure 7.4. Left: C is a collider (A → C ← Y); it satisfies traditional criteria 1 and 2 but adjusting for C introduces bias. Right: L is a structural confounder (opens backdoor path) but may not satisfy traditional criteria if its effects on A and Y cancel." title="" id="34" name="Picture"/>
               <a:graphic>
                 <a:graphicData uri="http://schemas.openxmlformats.org/drawingml/2006/picture">
                   <pic:pic>
                     <pic:nvPicPr>
-                      <pic:cNvPr descr="07-confounding_files/figure-docx/unnamed-chunk-4-1.png" id="36" name="Picture"/>
+                      <pic:cNvPr descr="07-confounding_files/figure-docx/unnamed-chunk-4-1.png" id="35" name="Picture"/>
                       <pic:cNvPicPr>
                         <a:picLocks noChangeArrowheads="1" noChangeAspect="1"/>
                       </pic:cNvPicPr>
                     </pic:nvPicPr>
                     <pic:blipFill>
-                      <a:blip r:embed="rId34"/>
+                      <a:blip r:embed="rId33"/>
                       <a:stretch>
                         <a:fillRect/>
                       </a:stretch>
@@ -7851,7 +7802,7 @@
       <w:pPr>
         <w:pStyle w:val="ImageCaption"/>
       </w:pPr>
-      <w:ins w:id="110" w:author="PR Preview" w:date="2024-01-01T00:00:00Z">
+      <w:ins w:id="109" w:author="PR Preview" w:date="2024-01-01T00:00:00Z">
         <w:r>
           <w:t xml:space="preserve">Figure 7.4. Left: C is a collider (A → C ← Y); it satisfies traditional criteria 1 and 2 but adjusting for C introduces bias. Right: L is a structural confounder (opens backdoor path) but may not satisfy traditional criteria if its effects on A and Y cancel.</w:t>
         </w:r>
@@ -7891,7 +7842,7 @@
               <w:spacing w:before="16" w:after="64"/>
             </w:pPr>
           </w:p>
-          <w:bookmarkStart w:id="37" w:name="def-structural-confounder"/>
+          <w:bookmarkStart w:id="36" w:name="def-structural-confounder"/>
           <w:p>
             <w:pPr>
               <w:pStyle w:val="BodyText"/>
@@ -8019,7 +7970,7 @@
               <w:t xml:space="preserve">: Use the causal diagram (DAG) to identify the structural confounders and the appropriate adjustment set via the backdoor criterion.</w:t>
             </w:r>
           </w:p>
-          <w:bookmarkEnd w:id="37"/>
+          <w:bookmarkEnd w:id="36"/>
         </w:tc>
       </w:tr>
     </w:tbl>
@@ -8027,7 +7978,7 @@
       <w:pPr>
         <w:pStyle w:val="BodyText"/>
       </w:pPr>
-      <w:ins w:id="111" w:author="PR Preview" w:date="2024-01-01T00:00:00Z">
+      <w:ins w:id="110" w:author="PR Preview" w:date="2024-01-01T00:00:00Z">
         <w:r>
           <w:rPr>
             <w:b/>
@@ -8041,12 +7992,12 @@
       <w:pPr>
         <w:pStyle w:val="BodyText"/>
       </w:pPr>
-      <w:ins w:id="112" w:author="PR Preview" w:date="2024-01-01T00:00:00Z">
+      <w:ins w:id="111" w:author="PR Preview" w:date="2024-01-01T00:00:00Z">
         <w:r>
           <w:t xml:space="preserve">The traditional approach of testing whether</w:t>
         </w:r>
       </w:ins>
-      <w:ins w:id="112" w:author="PR Preview" w:date="2024-01-01T00:00:00Z">
+      <w:ins w:id="111" w:author="PR Preview" w:date="2024-01-01T00:00:00Z">
         <w:r>
           <w:t xml:space="preserve"> </w:t>
         </w:r>
@@ -8056,17 +8007,17 @@
           <m:t>C</m:t>
         </m:r>
       </m:oMath>
-      <w:ins w:id="112" w:author="PR Preview" w:date="2024-01-01T00:00:00Z">
-        <w:r>
-          <w:t xml:space="preserve"> </w:t>
-        </w:r>
-      </w:ins>
-      <w:ins w:id="112" w:author="PR Preview" w:date="2024-01-01T00:00:00Z">
+      <w:ins w:id="111" w:author="PR Preview" w:date="2024-01-01T00:00:00Z">
+        <w:r>
+          <w:t xml:space="preserve"> </w:t>
+        </w:r>
+      </w:ins>
+      <w:ins w:id="111" w:author="PR Preview" w:date="2024-01-01T00:00:00Z">
         <w:r>
           <w:t xml:space="preserve">is associated with</w:t>
         </w:r>
       </w:ins>
-      <w:ins w:id="112" w:author="PR Preview" w:date="2024-01-01T00:00:00Z">
+      <w:ins w:id="111" w:author="PR Preview" w:date="2024-01-01T00:00:00Z">
         <w:r>
           <w:t xml:space="preserve"> </w:t>
         </w:r>
@@ -8076,17 +8027,17 @@
           <m:t>A</m:t>
         </m:r>
       </m:oMath>
-      <w:ins w:id="112" w:author="PR Preview" w:date="2024-01-01T00:00:00Z">
-        <w:r>
-          <w:t xml:space="preserve"> </w:t>
-        </w:r>
-      </w:ins>
-      <w:ins w:id="112" w:author="PR Preview" w:date="2024-01-01T00:00:00Z">
+      <w:ins w:id="111" w:author="PR Preview" w:date="2024-01-01T00:00:00Z">
+        <w:r>
+          <w:t xml:space="preserve"> </w:t>
+        </w:r>
+      </w:ins>
+      <w:ins w:id="111" w:author="PR Preview" w:date="2024-01-01T00:00:00Z">
         <w:r>
           <w:t xml:space="preserve">and</w:t>
         </w:r>
       </w:ins>
-      <w:ins w:id="112" w:author="PR Preview" w:date="2024-01-01T00:00:00Z">
+      <w:ins w:id="111" w:author="PR Preview" w:date="2024-01-01T00:00:00Z">
         <w:r>
           <w:t xml:space="preserve"> </w:t>
         </w:r>
@@ -8096,12 +8047,12 @@
           <m:t>Y</m:t>
         </m:r>
       </m:oMath>
-      <w:ins w:id="112" w:author="PR Preview" w:date="2024-01-01T00:00:00Z">
-        <w:r>
-          <w:t xml:space="preserve"> </w:t>
-        </w:r>
-      </w:ins>
-      <w:ins w:id="112" w:author="PR Preview" w:date="2024-01-01T00:00:00Z">
+      <w:ins w:id="111" w:author="PR Preview" w:date="2024-01-01T00:00:00Z">
+        <w:r>
+          <w:t xml:space="preserve"> </w:t>
+        </w:r>
+      </w:ins>
+      <w:ins w:id="111" w:author="PR Preview" w:date="2024-01-01T00:00:00Z">
         <w:r>
           <w:t xml:space="preserve">and then deciding whether to adjust can lead to:</w:t>
         </w:r>
@@ -8115,7 +8066,7 @@
           <w:numId w:val="1011"/>
         </w:numPr>
       </w:pPr>
-      <w:ins w:id="113" w:author="PR Preview" w:date="2024-01-01T00:00:00Z">
+      <w:ins w:id="112" w:author="PR Preview" w:date="2024-01-01T00:00:00Z">
         <w:r>
           <w:rPr>
             <w:b/>
@@ -8124,12 +8075,12 @@
           <w:t xml:space="preserve">Over-adjustment</w:t>
         </w:r>
       </w:ins>
-      <w:ins w:id="113" w:author="PR Preview" w:date="2024-01-01T00:00:00Z">
+      <w:ins w:id="112" w:author="PR Preview" w:date="2024-01-01T00:00:00Z">
         <w:r>
           <w:t xml:space="preserve">: Adjusting for colliders or mediators because they are associated with both</w:t>
         </w:r>
       </w:ins>
-      <w:ins w:id="113" w:author="PR Preview" w:date="2024-01-01T00:00:00Z">
+      <w:ins w:id="112" w:author="PR Preview" w:date="2024-01-01T00:00:00Z">
         <w:r>
           <w:t xml:space="preserve"> </w:t>
         </w:r>
@@ -8139,17 +8090,17 @@
           <m:t>A</m:t>
         </m:r>
       </m:oMath>
-      <w:ins w:id="113" w:author="PR Preview" w:date="2024-01-01T00:00:00Z">
-        <w:r>
-          <w:t xml:space="preserve"> </w:t>
-        </w:r>
-      </w:ins>
-      <w:ins w:id="113" w:author="PR Preview" w:date="2024-01-01T00:00:00Z">
+      <w:ins w:id="112" w:author="PR Preview" w:date="2024-01-01T00:00:00Z">
+        <w:r>
+          <w:t xml:space="preserve"> </w:t>
+        </w:r>
+      </w:ins>
+      <w:ins w:id="112" w:author="PR Preview" w:date="2024-01-01T00:00:00Z">
         <w:r>
           <w:t xml:space="preserve">and</w:t>
         </w:r>
       </w:ins>
-      <w:ins w:id="113" w:author="PR Preview" w:date="2024-01-01T00:00:00Z">
+      <w:ins w:id="112" w:author="PR Preview" w:date="2024-01-01T00:00:00Z">
         <w:r>
           <w:t xml:space="preserve"> </w:t>
         </w:r>
@@ -8168,7 +8119,7 @@
           <w:numId w:val="1011"/>
         </w:numPr>
       </w:pPr>
-      <w:ins w:id="114" w:author="PR Preview" w:date="2024-01-01T00:00:00Z">
+      <w:ins w:id="113" w:author="PR Preview" w:date="2024-01-01T00:00:00Z">
         <w:r>
           <w:rPr>
             <w:b/>
@@ -8177,7 +8128,7 @@
           <w:t xml:space="preserve">Under-adjustment</w:t>
         </w:r>
       </w:ins>
-      <w:ins w:id="114" w:author="PR Preview" w:date="2024-01-01T00:00:00Z">
+      <w:ins w:id="113" w:author="PR Preview" w:date="2024-01-01T00:00:00Z">
         <w:r>
           <w:t xml:space="preserve">: Failing to adjust for structural confounders whose effects happen to cancel in the observed data</w:t>
         </w:r>
@@ -8191,7 +8142,7 @@
           <w:numId w:val="1011"/>
         </w:numPr>
       </w:pPr>
-      <w:ins w:id="115" w:author="PR Preview" w:date="2024-01-01T00:00:00Z">
+      <w:ins w:id="114" w:author="PR Preview" w:date="2024-01-01T00:00:00Z">
         <w:r>
           <w:rPr>
             <w:b/>
@@ -8200,12 +8151,12 @@
           <w:t xml:space="preserve">Selection bias through collider adjustment</w:t>
         </w:r>
       </w:ins>
-      <w:ins w:id="115" w:author="PR Preview" w:date="2024-01-01T00:00:00Z">
+      <w:ins w:id="114" w:author="PR Preview" w:date="2024-01-01T00:00:00Z">
         <w:r>
           <w:t xml:space="preserve">: Stratifying on</w:t>
         </w:r>
       </w:ins>
-      <w:ins w:id="115" w:author="PR Preview" w:date="2024-01-01T00:00:00Z">
+      <w:ins w:id="114" w:author="PR Preview" w:date="2024-01-01T00:00:00Z">
         <w:r>
           <w:t xml:space="preserve"> </w:t>
         </w:r>
@@ -8224,56 +8175,44 @@
           <m:t>c</m:t>
         </m:r>
       </m:oMath>
+      <w:ins w:id="114" w:author="PR Preview" w:date="2024-01-01T00:00:00Z">
+        <w:r>
+          <w:t xml:space="preserve"> </w:t>
+        </w:r>
+      </w:ins>
+      <w:ins w:id="114" w:author="PR Preview" w:date="2024-01-01T00:00:00Z">
+        <w:r>
+          <w:t xml:space="preserve">when</w:t>
+        </w:r>
+      </w:ins>
+      <w:ins w:id="114" w:author="PR Preview" w:date="2024-01-01T00:00:00Z">
+        <w:r>
+          <w:t xml:space="preserve"> </w:t>
+        </w:r>
+      </w:ins>
+      <m:oMath>
+        <m:r>
+          <m:t>C</m:t>
+        </m:r>
+      </m:oMath>
+      <w:ins w:id="114" w:author="PR Preview" w:date="2024-01-01T00:00:00Z">
+        <w:r>
+          <w:t xml:space="preserve"> </w:t>
+        </w:r>
+      </w:ins>
+      <w:ins w:id="114" w:author="PR Preview" w:date="2024-01-01T00:00:00Z">
+        <w:r>
+          <w:t xml:space="preserve">is a collider opens the backdoor path and introduces bias</w:t>
+        </w:r>
+      </w:ins>
+    </w:p>
+    <w:p>
+      <w:pPr>
+        <w:pStyle w:val="FirstParagraph"/>
+      </w:pPr>
       <w:ins w:id="115" w:author="PR Preview" w:date="2024-01-01T00:00:00Z">
         <w:r>
-          <w:t xml:space="preserve"> </w:t>
-        </w:r>
-      </w:ins>
-      <w:ins w:id="115" w:author="PR Preview" w:date="2024-01-01T00:00:00Z">
-        <w:r>
-          <w:t xml:space="preserve">when</w:t>
-        </w:r>
-      </w:ins>
-      <w:ins w:id="115" w:author="PR Preview" w:date="2024-01-01T00:00:00Z">
-        <w:r>
-          <w:t xml:space="preserve"> </w:t>
-        </w:r>
-      </w:ins>
-      <m:oMath>
-        <m:r>
-          <m:t>C</m:t>
-        </m:r>
-      </m:oMath>
-      <w:ins w:id="115" w:author="PR Preview" w:date="2024-01-01T00:00:00Z">
-        <w:r>
-          <w:t xml:space="preserve"> </w:t>
-        </w:r>
-      </w:ins>
-      <w:ins w:id="115" w:author="PR Preview" w:date="2024-01-01T00:00:00Z">
-        <w:r>
-          <w:t xml:space="preserve">is a collider opens the backdoor path and introduces bias</w:t>
-        </w:r>
-      </w:ins>
-    </w:p>
-    <w:p>
-      <w:pPr>
-        <w:pStyle w:val="FirstParagraph"/>
-      </w:pPr>
-      <w:ins w:id="116" w:author="PR Preview" w:date="2024-01-01T00:00:00Z">
-        <w:r>
           <w:t xml:space="preserve">The DAG-based approach avoids these pitfalls by relying on causal structure rather than associations.</w:t>
-        </w:r>
-      </w:ins>
-    </w:p>
-    <w:bookmarkEnd w:id="38"/>
-    <w:bookmarkStart w:id="41" w:name="X2f4cb25b0414e157b65fcd9dc4f51bf201316a5"/>
-    <w:p>
-      <w:pPr>
-        <w:pStyle w:val="Heading3"/>
-      </w:pPr>
-      <w:ins w:id="117" w:author="PR Preview" w:date="2024-01-01T00:00:00Z">
-        <w:r>
-          <w:t xml:space="preserve">4.3 Fine Point 7.2: The Traditional Definition of Confounder</w:t>
         </w:r>
       </w:ins>
     </w:p>
@@ -8307,7 +8246,7 @@
           </w:tcPr>
           <w:p>
             <w:pPr>
-              <w:pStyle w:val="FirstParagraph"/>
+              <w:pStyle w:val="BodyText"/>
             </w:pPr>
             <w:pPr>
               <w:spacing w:before="0" w:after="0"/>
@@ -8318,18 +8257,18 @@
                 <wp:inline>
                   <wp:extent cx="152400" cy="152400"/>
                   <wp:effectExtent b="0" l="0" r="0" t="0"/>
-                  <wp:docPr descr="" title="" id="39" name="Picture"/>
+                  <wp:docPr descr="" title="" id="37" name="Picture"/>
                   <a:graphic>
                     <a:graphicData uri="http://schemas.openxmlformats.org/drawingml/2006/picture">
                       <pic:pic>
                         <pic:nvPicPr>
-                          <pic:cNvPr descr="/opt/quarto/share/formats/docx/note.png" id="40" name="Picture"/>
+                          <pic:cNvPr descr="/opt/quarto/share/formats/docx/note.png" id="38" name="Picture"/>
                           <pic:cNvPicPr>
                             <a:picLocks noChangeArrowheads="1" noChangeAspect="1"/>
                           </pic:cNvPicPr>
                         </pic:nvPicPr>
                         <pic:blipFill>
-                          <a:blip r:embed="rId28"/>
+                          <a:blip r:embed="rId27"/>
                           <a:stretch>
                             <a:fillRect/>
                           </a:stretch>
@@ -8492,21 +8431,21 @@
         </w:tc>
       </w:tr>
     </w:tbl>
-    <w:bookmarkEnd w:id="41"/>
-    <w:bookmarkEnd w:id="42"/>
-    <w:bookmarkStart w:id="46" w:name="X0e184d5f063eec6fef9b3f9eae4f815a037bb64"/>
+    <w:bookmarkEnd w:id="39"/>
+    <w:bookmarkEnd w:id="40"/>
+    <w:bookmarkStart w:id="44" w:name="X0e184d5f063eec6fef9b3f9eae4f815a037bb64"/>
     <w:p>
       <w:pPr>
         <w:pStyle w:val="Heading2"/>
       </w:pPr>
-      <w:ins w:id="118" w:author="PR Preview" w:date="2024-01-01T00:00:00Z">
+      <w:ins w:id="116" w:author="PR Preview" w:date="2024-01-01T00:00:00Z">
         <w:r>
           <w:t xml:space="preserve">5 7.5 Single-World Intervention Graphs (pp. 87–89)</w:t>
         </w:r>
       </w:ins>
     </w:p>
     <w:p>
-      <w:ins w:id="119" w:author="PR Preview" w:date="2024-01-01T00:00:00Z">
+      <w:ins w:id="117" w:author="PR Preview" w:date="2024-01-01T00:00:00Z">
         <w:r>
           <w:pict>
             <v:rect style="width:0;height:1.5pt" o:hralign="center" o:hrstd="t" o:hr="t"/>
@@ -8518,17 +8457,17 @@
       <w:pPr>
         <w:pStyle w:val="FirstParagraph"/>
       </w:pPr>
-      <w:ins w:id="120" w:author="PR Preview" w:date="2024-01-01T00:00:00Z">
+      <w:ins w:id="118" w:author="PR Preview" w:date="2024-01-01T00:00:00Z">
         <w:r>
           <w:t xml:space="preserve">The causal diagrams introduced in Chapter 6 represent relationships among</w:t>
         </w:r>
       </w:ins>
-      <w:ins w:id="120" w:author="PR Preview" w:date="2024-01-01T00:00:00Z">
-        <w:r>
-          <w:t xml:space="preserve"> </w:t>
-        </w:r>
-      </w:ins>
-      <w:ins w:id="120" w:author="PR Preview" w:date="2024-01-01T00:00:00Z">
+      <w:ins w:id="118" w:author="PR Preview" w:date="2024-01-01T00:00:00Z">
+        <w:r>
+          <w:t xml:space="preserve"> </w:t>
+        </w:r>
+      </w:ins>
+      <w:ins w:id="118" w:author="PR Preview" w:date="2024-01-01T00:00:00Z">
         <w:r>
           <w:rPr>
             <w:b/>
@@ -8537,12 +8476,12 @@
           <w:t xml:space="preserve">observed</w:t>
         </w:r>
       </w:ins>
-      <w:ins w:id="120" w:author="PR Preview" w:date="2024-01-01T00:00:00Z">
-        <w:r>
-          <w:t xml:space="preserve"> </w:t>
-        </w:r>
-      </w:ins>
-      <w:ins w:id="120" w:author="PR Preview" w:date="2024-01-01T00:00:00Z">
+      <w:ins w:id="118" w:author="PR Preview" w:date="2024-01-01T00:00:00Z">
+        <w:r>
+          <w:t xml:space="preserve"> </w:t>
+        </w:r>
+      </w:ins>
+      <w:ins w:id="118" w:author="PR Preview" w:date="2024-01-01T00:00:00Z">
         <w:r>
           <w:t xml:space="preserve">variables (</w:t>
         </w:r>
@@ -8552,12 +8491,12 @@
           <m:t>A</m:t>
         </m:r>
       </m:oMath>
-      <w:ins w:id="120" w:author="PR Preview" w:date="2024-01-01T00:00:00Z">
+      <w:ins w:id="118" w:author="PR Preview" w:date="2024-01-01T00:00:00Z">
         <w:r>
           <w:t xml:space="preserve">,</w:t>
         </w:r>
       </w:ins>
-      <w:ins w:id="120" w:author="PR Preview" w:date="2024-01-01T00:00:00Z">
+      <w:ins w:id="118" w:author="PR Preview" w:date="2024-01-01T00:00:00Z">
         <w:r>
           <w:t xml:space="preserve"> </w:t>
         </w:r>
@@ -8567,12 +8506,12 @@
           <m:t>L</m:t>
         </m:r>
       </m:oMath>
-      <w:ins w:id="120" w:author="PR Preview" w:date="2024-01-01T00:00:00Z">
+      <w:ins w:id="118" w:author="PR Preview" w:date="2024-01-01T00:00:00Z">
         <w:r>
           <w:t xml:space="preserve">,</w:t>
         </w:r>
       </w:ins>
-      <w:ins w:id="120" w:author="PR Preview" w:date="2024-01-01T00:00:00Z">
+      <w:ins w:id="118" w:author="PR Preview" w:date="2024-01-01T00:00:00Z">
         <w:r>
           <w:t xml:space="preserve"> </w:t>
         </w:r>
@@ -8582,7 +8521,7 @@
           <m:t>Y</m:t>
         </m:r>
       </m:oMath>
-      <w:ins w:id="120" w:author="PR Preview" w:date="2024-01-01T00:00:00Z">
+      <w:ins w:id="118" w:author="PR Preview" w:date="2024-01-01T00:00:00Z">
         <w:r>
           <w:t xml:space="preserve">, etc.). They do not directly represent counterfactual variables (</w:t>
         </w:r>
@@ -8601,12 +8540,12 @@
           </m:sup>
         </m:sSup>
       </m:oMath>
-      <w:ins w:id="120" w:author="PR Preview" w:date="2024-01-01T00:00:00Z">
+      <w:ins w:id="118" w:author="PR Preview" w:date="2024-01-01T00:00:00Z">
         <w:r>
           <w:t xml:space="preserve">,</w:t>
         </w:r>
       </w:ins>
-      <w:ins w:id="120" w:author="PR Preview" w:date="2024-01-01T00:00:00Z">
+      <w:ins w:id="118" w:author="PR Preview" w:date="2024-01-01T00:00:00Z">
         <w:r>
           <w:t xml:space="preserve"> </w:t>
         </w:r>
@@ -8625,17 +8564,17 @@
           </m:sup>
         </m:sSup>
       </m:oMath>
-      <w:ins w:id="120" w:author="PR Preview" w:date="2024-01-01T00:00:00Z">
+      <w:ins w:id="118" w:author="PR Preview" w:date="2024-01-01T00:00:00Z">
         <w:r>
           <w:t xml:space="preserve">, etc.).</w:t>
         </w:r>
       </w:ins>
-      <w:ins w:id="120" w:author="PR Preview" w:date="2024-01-01T00:00:00Z">
-        <w:r>
-          <w:t xml:space="preserve"> </w:t>
-        </w:r>
-      </w:ins>
-      <w:ins w:id="120" w:author="PR Preview" w:date="2024-01-01T00:00:00Z">
+      <w:ins w:id="118" w:author="PR Preview" w:date="2024-01-01T00:00:00Z">
+        <w:r>
+          <w:t xml:space="preserve"> </w:t>
+        </w:r>
+      </w:ins>
+      <w:ins w:id="118" w:author="PR Preview" w:date="2024-01-01T00:00:00Z">
         <w:r>
           <w:rPr>
             <w:b/>
@@ -8644,33 +8583,33 @@
           <w:t xml:space="preserve">Single-World Intervention Graphs (SWIGs)</w:t>
         </w:r>
       </w:ins>
+      <w:ins w:id="118" w:author="PR Preview" w:date="2024-01-01T00:00:00Z">
+        <w:r>
+          <w:t xml:space="preserve">, developed by Richardson and Robins (2014), extend causal diagrams to include counterfactual variables explicitly.</w:t>
+        </w:r>
+      </w:ins>
+    </w:p>
+    <w:bookmarkStart w:id="42" w:name="constructing-a-swig"/>
+    <w:p>
+      <w:pPr>
+        <w:pStyle w:val="Heading3"/>
+      </w:pPr>
+      <w:ins w:id="119" w:author="PR Preview" w:date="2024-01-01T00:00:00Z">
+        <w:r>
+          <w:t xml:space="preserve">5.1 Constructing a SWIG</w:t>
+        </w:r>
+      </w:ins>
+    </w:p>
+    <w:p>
+      <w:pPr>
+        <w:pStyle w:val="FirstParagraph"/>
+      </w:pPr>
       <w:ins w:id="120" w:author="PR Preview" w:date="2024-01-01T00:00:00Z">
         <w:r>
-          <w:t xml:space="preserve">, developed by Richardson and Robins (2014), extend causal diagrams to include counterfactual variables explicitly.</w:t>
-        </w:r>
-      </w:ins>
-    </w:p>
-    <w:bookmarkStart w:id="44" w:name="constructing-a-swig"/>
-    <w:p>
-      <w:pPr>
-        <w:pStyle w:val="Heading3"/>
-      </w:pPr>
-      <w:ins w:id="121" w:author="PR Preview" w:date="2024-01-01T00:00:00Z">
-        <w:r>
-          <w:t xml:space="preserve">5.1 Constructing a SWIG</w:t>
-        </w:r>
-      </w:ins>
-    </w:p>
-    <w:p>
-      <w:pPr>
-        <w:pStyle w:val="FirstParagraph"/>
-      </w:pPr>
-      <w:ins w:id="122" w:author="PR Preview" w:date="2024-01-01T00:00:00Z">
-        <w:r>
           <w:t xml:space="preserve">A SWIG for the intervention</w:t>
         </w:r>
       </w:ins>
-      <w:ins w:id="122" w:author="PR Preview" w:date="2024-01-01T00:00:00Z">
+      <w:ins w:id="120" w:author="PR Preview" w:date="2024-01-01T00:00:00Z">
         <w:r>
           <w:t xml:space="preserve"> </w:t>
         </w:r>
@@ -8689,12 +8628,12 @@
           <m:t>a</m:t>
         </m:r>
       </m:oMath>
-      <w:ins w:id="122" w:author="PR Preview" w:date="2024-01-01T00:00:00Z">
-        <w:r>
-          <w:t xml:space="preserve"> </w:t>
-        </w:r>
-      </w:ins>
-      <w:ins w:id="122" w:author="PR Preview" w:date="2024-01-01T00:00:00Z">
+      <w:ins w:id="120" w:author="PR Preview" w:date="2024-01-01T00:00:00Z">
+        <w:r>
+          <w:t xml:space="preserve"> </w:t>
+        </w:r>
+      </w:ins>
+      <w:ins w:id="120" w:author="PR Preview" w:date="2024-01-01T00:00:00Z">
         <w:r>
           <w:t xml:space="preserve">is obtained from the original causal diagram by the following operation:</w:t>
         </w:r>
@@ -8708,7 +8647,7 @@
           <w:numId w:val="1012"/>
         </w:numPr>
       </w:pPr>
-      <w:ins w:id="123" w:author="PR Preview" w:date="2024-01-01T00:00:00Z">
+      <w:ins w:id="121" w:author="PR Preview" w:date="2024-01-01T00:00:00Z">
         <w:r>
           <w:rPr>
             <w:b/>
@@ -8717,7 +8656,7 @@
           <w:t xml:space="preserve">Split each treatment node</w:t>
         </w:r>
       </w:ins>
-      <w:ins w:id="123" w:author="PR Preview" w:date="2024-01-01T00:00:00Z">
+      <w:ins w:id="121" w:author="PR Preview" w:date="2024-01-01T00:00:00Z">
         <w:r>
           <w:rPr>
             <w:b/>
@@ -8731,12 +8670,12 @@
           <m:t>A</m:t>
         </m:r>
       </m:oMath>
-      <w:ins w:id="123" w:author="PR Preview" w:date="2024-01-01T00:00:00Z">
-        <w:r>
-          <w:t xml:space="preserve"> </w:t>
-        </w:r>
-      </w:ins>
-      <w:ins w:id="123" w:author="PR Preview" w:date="2024-01-01T00:00:00Z">
+      <w:ins w:id="121" w:author="PR Preview" w:date="2024-01-01T00:00:00Z">
+        <w:r>
+          <w:t xml:space="preserve"> </w:t>
+        </w:r>
+      </w:ins>
+      <w:ins w:id="121" w:author="PR Preview" w:date="2024-01-01T00:00:00Z">
         <w:r>
           <w:t xml:space="preserve">into two parts:</w:t>
         </w:r>
@@ -8750,17 +8689,17 @@
           <w:numId w:val="1013"/>
         </w:numPr>
       </w:pPr>
-      <w:ins w:id="124" w:author="PR Preview" w:date="2024-01-01T00:00:00Z">
+      <w:ins w:id="122" w:author="PR Preview" w:date="2024-01-01T00:00:00Z">
         <w:r>
           <w:t xml:space="preserve">The</w:t>
         </w:r>
       </w:ins>
-      <w:ins w:id="124" w:author="PR Preview" w:date="2024-01-01T00:00:00Z">
-        <w:r>
-          <w:t xml:space="preserve"> </w:t>
-        </w:r>
-      </w:ins>
-      <w:ins w:id="124" w:author="PR Preview" w:date="2024-01-01T00:00:00Z">
+      <w:ins w:id="122" w:author="PR Preview" w:date="2024-01-01T00:00:00Z">
+        <w:r>
+          <w:t xml:space="preserve"> </w:t>
+        </w:r>
+      </w:ins>
+      <w:ins w:id="122" w:author="PR Preview" w:date="2024-01-01T00:00:00Z">
         <w:r>
           <w:rPr>
             <w:b/>
@@ -8769,7 +8708,7 @@
           <w:t xml:space="preserve">fixed intervention value</w:t>
         </w:r>
       </w:ins>
-      <w:ins w:id="124" w:author="PR Preview" w:date="2024-01-01T00:00:00Z">
+      <w:ins w:id="122" w:author="PR Preview" w:date="2024-01-01T00:00:00Z">
         <w:r>
           <w:t xml:space="preserve"> </w:t>
         </w:r>
@@ -8779,17 +8718,17 @@
           <m:t>a</m:t>
         </m:r>
       </m:oMath>
-      <w:ins w:id="124" w:author="PR Preview" w:date="2024-01-01T00:00:00Z">
-        <w:r>
-          <w:t xml:space="preserve"> </w:t>
-        </w:r>
-      </w:ins>
-      <w:ins w:id="124" w:author="PR Preview" w:date="2024-01-01T00:00:00Z">
+      <w:ins w:id="122" w:author="PR Preview" w:date="2024-01-01T00:00:00Z">
+        <w:r>
+          <w:t xml:space="preserve"> </w:t>
+        </w:r>
+      </w:ins>
+      <w:ins w:id="122" w:author="PR Preview" w:date="2024-01-01T00:00:00Z">
         <w:r>
           <w:t xml:space="preserve">(the value to which</w:t>
         </w:r>
       </w:ins>
-      <w:ins w:id="124" w:author="PR Preview" w:date="2024-01-01T00:00:00Z">
+      <w:ins w:id="122" w:author="PR Preview" w:date="2024-01-01T00:00:00Z">
         <w:r>
           <w:t xml:space="preserve"> </w:t>
         </w:r>
@@ -8799,12 +8738,12 @@
           <m:t>A</m:t>
         </m:r>
       </m:oMath>
-      <w:ins w:id="124" w:author="PR Preview" w:date="2024-01-01T00:00:00Z">
-        <w:r>
-          <w:t xml:space="preserve"> </w:t>
-        </w:r>
-      </w:ins>
-      <w:ins w:id="124" w:author="PR Preview" w:date="2024-01-01T00:00:00Z">
+      <w:ins w:id="122" w:author="PR Preview" w:date="2024-01-01T00:00:00Z">
+        <w:r>
+          <w:t xml:space="preserve"> </w:t>
+        </w:r>
+      </w:ins>
+      <w:ins w:id="122" w:author="PR Preview" w:date="2024-01-01T00:00:00Z">
         <w:r>
           <w:t xml:space="preserve">is set by the intervention)</w:t>
         </w:r>
@@ -8818,17 +8757,17 @@
           <w:numId w:val="1013"/>
         </w:numPr>
       </w:pPr>
-      <w:ins w:id="125" w:author="PR Preview" w:date="2024-01-01T00:00:00Z">
+      <w:ins w:id="123" w:author="PR Preview" w:date="2024-01-01T00:00:00Z">
         <w:r>
           <w:t xml:space="preserve">The</w:t>
         </w:r>
       </w:ins>
-      <w:ins w:id="125" w:author="PR Preview" w:date="2024-01-01T00:00:00Z">
-        <w:r>
-          <w:t xml:space="preserve"> </w:t>
-        </w:r>
-      </w:ins>
-      <w:ins w:id="125" w:author="PR Preview" w:date="2024-01-01T00:00:00Z">
+      <w:ins w:id="123" w:author="PR Preview" w:date="2024-01-01T00:00:00Z">
+        <w:r>
+          <w:t xml:space="preserve"> </w:t>
+        </w:r>
+      </w:ins>
+      <w:ins w:id="123" w:author="PR Preview" w:date="2024-01-01T00:00:00Z">
         <w:r>
           <w:rPr>
             <w:b/>
@@ -8837,7 +8776,7 @@
           <w:t xml:space="preserve">natural value</w:t>
         </w:r>
       </w:ins>
-      <w:ins w:id="125" w:author="PR Preview" w:date="2024-01-01T00:00:00Z">
+      <w:ins w:id="123" w:author="PR Preview" w:date="2024-01-01T00:00:00Z">
         <w:r>
           <w:t xml:space="preserve"> </w:t>
         </w:r>
@@ -8847,12 +8786,12 @@
           <m:t>A</m:t>
         </m:r>
       </m:oMath>
-      <w:ins w:id="125" w:author="PR Preview" w:date="2024-01-01T00:00:00Z">
-        <w:r>
-          <w:t xml:space="preserve"> </w:t>
-        </w:r>
-      </w:ins>
-      <w:ins w:id="125" w:author="PR Preview" w:date="2024-01-01T00:00:00Z">
+      <w:ins w:id="123" w:author="PR Preview" w:date="2024-01-01T00:00:00Z">
+        <w:r>
+          <w:t xml:space="preserve"> </w:t>
+        </w:r>
+      </w:ins>
+      <w:ins w:id="123" w:author="PR Preview" w:date="2024-01-01T00:00:00Z">
         <w:r>
           <w:t xml:space="preserve">(the random variable representing what treatment the individual would have received in the absence of intervention)</w:t>
         </w:r>
@@ -8866,12 +8805,12 @@
           <w:numId w:val="1012"/>
         </w:numPr>
       </w:pPr>
-      <w:ins w:id="126" w:author="PR Preview" w:date="2024-01-01T00:00:00Z">
+      <w:ins w:id="124" w:author="PR Preview" w:date="2024-01-01T00:00:00Z">
         <w:r>
           <w:t xml:space="preserve">All arrows into</w:t>
         </w:r>
       </w:ins>
-      <w:ins w:id="126" w:author="PR Preview" w:date="2024-01-01T00:00:00Z">
+      <w:ins w:id="124" w:author="PR Preview" w:date="2024-01-01T00:00:00Z">
         <w:r>
           <w:t xml:space="preserve"> </w:t>
         </w:r>
@@ -8881,17 +8820,17 @@
           <m:t>A</m:t>
         </m:r>
       </m:oMath>
-      <w:ins w:id="126" w:author="PR Preview" w:date="2024-01-01T00:00:00Z">
-        <w:r>
-          <w:t xml:space="preserve"> </w:t>
-        </w:r>
-      </w:ins>
-      <w:ins w:id="126" w:author="PR Preview" w:date="2024-01-01T00:00:00Z">
+      <w:ins w:id="124" w:author="PR Preview" w:date="2024-01-01T00:00:00Z">
+        <w:r>
+          <w:t xml:space="preserve"> </w:t>
+        </w:r>
+      </w:ins>
+      <w:ins w:id="124" w:author="PR Preview" w:date="2024-01-01T00:00:00Z">
         <w:r>
           <w:t xml:space="preserve">now point to the natural value</w:t>
         </w:r>
       </w:ins>
-      <w:ins w:id="126" w:author="PR Preview" w:date="2024-01-01T00:00:00Z">
+      <w:ins w:id="124" w:author="PR Preview" w:date="2024-01-01T00:00:00Z">
         <w:r>
           <w:t xml:space="preserve"> </w:t>
         </w:r>
@@ -8901,12 +8840,12 @@
           <m:t>A</m:t>
         </m:r>
       </m:oMath>
-      <w:ins w:id="126" w:author="PR Preview" w:date="2024-01-01T00:00:00Z">
+      <w:ins w:id="124" w:author="PR Preview" w:date="2024-01-01T00:00:00Z">
         <w:r>
           <w:t xml:space="preserve">; all arrows out of</w:t>
         </w:r>
       </w:ins>
-      <w:ins w:id="126" w:author="PR Preview" w:date="2024-01-01T00:00:00Z">
+      <w:ins w:id="124" w:author="PR Preview" w:date="2024-01-01T00:00:00Z">
         <w:r>
           <w:t xml:space="preserve"> </w:t>
         </w:r>
@@ -8916,17 +8855,17 @@
           <m:t>A</m:t>
         </m:r>
       </m:oMath>
-      <w:ins w:id="126" w:author="PR Preview" w:date="2024-01-01T00:00:00Z">
-        <w:r>
-          <w:t xml:space="preserve"> </w:t>
-        </w:r>
-      </w:ins>
-      <w:ins w:id="126" w:author="PR Preview" w:date="2024-01-01T00:00:00Z">
+      <w:ins w:id="124" w:author="PR Preview" w:date="2024-01-01T00:00:00Z">
+        <w:r>
+          <w:t xml:space="preserve"> </w:t>
+        </w:r>
+      </w:ins>
+      <w:ins w:id="124" w:author="PR Preview" w:date="2024-01-01T00:00:00Z">
         <w:r>
           <w:t xml:space="preserve">now originate from the fixed value</w:t>
         </w:r>
       </w:ins>
-      <w:ins w:id="126" w:author="PR Preview" w:date="2024-01-01T00:00:00Z">
+      <w:ins w:id="124" w:author="PR Preview" w:date="2024-01-01T00:00:00Z">
         <w:r>
           <w:t xml:space="preserve"> </w:t>
         </w:r>
@@ -8936,7 +8875,7 @@
           <m:t>a</m:t>
         </m:r>
       </m:oMath>
-      <w:ins w:id="126" w:author="PR Preview" w:date="2024-01-01T00:00:00Z">
+      <w:ins w:id="124" w:author="PR Preview" w:date="2024-01-01T00:00:00Z">
         <w:r>
           <w:t xml:space="preserve">.</w:t>
         </w:r>
@@ -8950,12 +8889,12 @@
           <w:numId w:val="1012"/>
         </w:numPr>
       </w:pPr>
-      <w:ins w:id="127" w:author="PR Preview" w:date="2024-01-01T00:00:00Z">
+      <w:ins w:id="125" w:author="PR Preview" w:date="2024-01-01T00:00:00Z">
         <w:r>
           <w:t xml:space="preserve">Each child of</w:t>
         </w:r>
       </w:ins>
-      <w:ins w:id="127" w:author="PR Preview" w:date="2024-01-01T00:00:00Z">
+      <w:ins w:id="125" w:author="PR Preview" w:date="2024-01-01T00:00:00Z">
         <w:r>
           <w:t xml:space="preserve"> </w:t>
         </w:r>
@@ -8965,17 +8904,17 @@
           <m:t>A</m:t>
         </m:r>
       </m:oMath>
-      <w:ins w:id="127" w:author="PR Preview" w:date="2024-01-01T00:00:00Z">
-        <w:r>
-          <w:t xml:space="preserve"> </w:t>
-        </w:r>
-      </w:ins>
-      <w:ins w:id="127" w:author="PR Preview" w:date="2024-01-01T00:00:00Z">
+      <w:ins w:id="125" w:author="PR Preview" w:date="2024-01-01T00:00:00Z">
+        <w:r>
+          <w:t xml:space="preserve"> </w:t>
+        </w:r>
+      </w:ins>
+      <w:ins w:id="125" w:author="PR Preview" w:date="2024-01-01T00:00:00Z">
         <w:r>
           <w:t xml:space="preserve">in the original DAG becomes a counterfactual variable (e.g.,</w:t>
         </w:r>
       </w:ins>
-      <w:ins w:id="127" w:author="PR Preview" w:date="2024-01-01T00:00:00Z">
+      <w:ins w:id="125" w:author="PR Preview" w:date="2024-01-01T00:00:00Z">
         <w:r>
           <w:t xml:space="preserve"> </w:t>
         </w:r>
@@ -8985,17 +8924,17 @@
           <m:t>Y</m:t>
         </m:r>
       </m:oMath>
-      <w:ins w:id="127" w:author="PR Preview" w:date="2024-01-01T00:00:00Z">
-        <w:r>
-          <w:t xml:space="preserve"> </w:t>
-        </w:r>
-      </w:ins>
-      <w:ins w:id="127" w:author="PR Preview" w:date="2024-01-01T00:00:00Z">
+      <w:ins w:id="125" w:author="PR Preview" w:date="2024-01-01T00:00:00Z">
+        <w:r>
+          <w:t xml:space="preserve"> </w:t>
+        </w:r>
+      </w:ins>
+      <w:ins w:id="125" w:author="PR Preview" w:date="2024-01-01T00:00:00Z">
         <w:r>
           <w:t xml:space="preserve">becomes</w:t>
         </w:r>
       </w:ins>
-      <w:ins w:id="127" w:author="PR Preview" w:date="2024-01-01T00:00:00Z">
+      <w:ins w:id="125" w:author="PR Preview" w:date="2024-01-01T00:00:00Z">
         <w:r>
           <w:t xml:space="preserve"> </w:t>
         </w:r>
@@ -9014,7 +8953,7 @@
           </m:sup>
         </m:sSup>
       </m:oMath>
-      <w:ins w:id="127" w:author="PR Preview" w:date="2024-01-01T00:00:00Z">
+      <w:ins w:id="125" w:author="PR Preview" w:date="2024-01-01T00:00:00Z">
         <w:r>
           <w:t xml:space="preserve">).</w:t>
         </w:r>
@@ -9024,17 +8963,17 @@
       <w:pPr>
         <w:pStyle w:val="FirstParagraph"/>
       </w:pPr>
-      <w:ins w:id="128" w:author="PR Preview" w:date="2024-01-01T00:00:00Z">
+      <w:ins w:id="126" w:author="PR Preview" w:date="2024-01-01T00:00:00Z">
         <w:r>
           <w:t xml:space="preserve">The key result is that in the SWIG,</w:t>
         </w:r>
       </w:ins>
-      <w:ins w:id="128" w:author="PR Preview" w:date="2024-01-01T00:00:00Z">
-        <w:r>
-          <w:t xml:space="preserve"> </w:t>
-        </w:r>
-      </w:ins>
-      <w:ins w:id="128" w:author="PR Preview" w:date="2024-01-01T00:00:00Z">
+      <w:ins w:id="126" w:author="PR Preview" w:date="2024-01-01T00:00:00Z">
+        <w:r>
+          <w:t xml:space="preserve"> </w:t>
+        </w:r>
+      </w:ins>
+      <w:ins w:id="126" w:author="PR Preview" w:date="2024-01-01T00:00:00Z">
         <w:r>
           <w:rPr>
             <w:b/>
@@ -9043,7 +8982,7 @@
           <w:t xml:space="preserve">counterfactual independence can be read off using d-separation</w:t>
         </w:r>
       </w:ins>
-      <w:ins w:id="128" w:author="PR Preview" w:date="2024-01-01T00:00:00Z">
+      <w:ins w:id="126" w:author="PR Preview" w:date="2024-01-01T00:00:00Z">
         <w:r>
           <w:t xml:space="preserve">, just as ordinary independence is read from a standard DAG.</w:t>
         </w:r>
@@ -9083,7 +9022,7 @@
               <w:spacing w:before="16" w:after="64"/>
             </w:pPr>
           </w:p>
-          <w:bookmarkStart w:id="43" w:name="exm-swig"/>
+          <w:bookmarkStart w:id="41" w:name="exm-swig"/>
           <w:p>
             <w:pPr>
               <w:pStyle w:val="BodyText"/>
@@ -9284,42 +9223,39 @@
                 <m:t>→</m:t>
               </m:r>
               <m:r>
-                <m:t>a</m:t>
+                <m:t>A</m:t>
               </m:r>
             </m:oMath>
             <w:r>
               <w:t xml:space="preserve"> </w:t>
             </w:r>
             <w:r>
-              <w:t xml:space="preserve">(the fixed intervention value is determined, but</w:t>
+              <w:t xml:space="preserve">(the natural value of</w:t>
             </w:r>
             <w:r>
               <w:t xml:space="preserve"> </w:t>
             </w:r>
             <m:oMath>
               <m:r>
+                <m:t>A</m:t>
+              </m:r>
+            </m:oMath>
+            <w:r>
+              <w:t xml:space="preserve"> </w:t>
+            </w:r>
+            <w:r>
+              <w:t xml:space="preserve">is caused by</w:t>
+            </w:r>
+            <w:r>
+              <w:t xml:space="preserve"> </w:t>
+            </w:r>
+            <m:oMath>
+              <m:r>
                 <m:t>L</m:t>
               </m:r>
             </m:oMath>
             <w:r>
-              <w:t xml:space="preserve"> </w:t>
-            </w:r>
-            <w:r>
-              <w:t xml:space="preserve">still affects what the natural value of</w:t>
-            </w:r>
-            <w:r>
-              <w:t xml:space="preserve"> </w:t>
-            </w:r>
-            <m:oMath>
-              <m:r>
-                <m:t>A</m:t>
-              </m:r>
-            </m:oMath>
-            <w:r>
-              <w:t xml:space="preserve"> </w:t>
-            </w:r>
-            <w:r>
-              <w:t xml:space="preserve">would have been)</w:t>
+              <w:t xml:space="preserve">; incoming arrows stay on the natural-value half)</w:t>
             </w:r>
           </w:p>
           <w:p>
@@ -9357,7 +9293,7 @@
               <w:t xml:space="preserve"> </w:t>
             </w:r>
             <w:r>
-              <w:t xml:space="preserve">(the intervention value</w:t>
+              <w:t xml:space="preserve">(the fixed intervention value</w:t>
             </w:r>
             <w:r>
               <w:t xml:space="preserve"> </w:t>
@@ -9371,7 +9307,7 @@
               <w:t xml:space="preserve"> </w:t>
             </w:r>
             <w:r>
-              <w:t xml:space="preserve">causes</w:t>
+              <w:t xml:space="preserve">causes the counterfactual outcome</w:t>
             </w:r>
             <w:r>
               <w:t xml:space="preserve"> </w:t>
@@ -9391,7 +9327,7 @@
               </m:sSup>
             </m:oMath>
             <w:r>
-              <w:t xml:space="preserve">)</w:t>
+              <w:t xml:space="preserve">; outgoing arrows leave from the fixed-value half)</w:t>
             </w:r>
           </w:p>
           <w:p>
@@ -9443,7 +9379,7 @@
               <w:t xml:space="preserve"> </w:t>
             </w:r>
             <w:r>
-              <w:t xml:space="preserve">also causes</w:t>
+              <w:t xml:space="preserve">also directly causes</w:t>
             </w:r>
             <w:r>
               <w:t xml:space="preserve"> </w:t>
@@ -9461,60 +9397,6 @@
                   </m:r>
                 </m:sup>
               </m:sSup>
-            </m:oMath>
-            <w:r>
-              <w:t xml:space="preserve">)</w:t>
-            </w:r>
-          </w:p>
-          <w:p>
-            <w:pPr>
-              <w:pStyle w:val="Compact"/>
-              <w:numPr>
-                <w:ilvl w:val="0"/>
-                <w:numId w:val="1014"/>
-              </w:numPr>
-            </w:pPr>
-            <m:oMath>
-              <m:r>
-                <m:t>L</m:t>
-              </m:r>
-              <m:r>
-                <m:rPr>
-                  <m:sty m:val="p"/>
-                </m:rPr>
-                <m:t>→</m:t>
-              </m:r>
-              <m:r>
-                <m:t>A</m:t>
-              </m:r>
-            </m:oMath>
-            <w:r>
-              <w:t xml:space="preserve"> </w:t>
-            </w:r>
-            <w:r>
-              <w:t xml:space="preserve">(the natural value of</w:t>
-            </w:r>
-            <w:r>
-              <w:t xml:space="preserve"> </w:t>
-            </w:r>
-            <m:oMath>
-              <m:r>
-                <m:t>A</m:t>
-              </m:r>
-            </m:oMath>
-            <w:r>
-              <w:t xml:space="preserve"> </w:t>
-            </w:r>
-            <w:r>
-              <w:t xml:space="preserve">is caused by</w:t>
-            </w:r>
-            <w:r>
-              <w:t xml:space="preserve"> </w:t>
-            </w:r>
-            <m:oMath>
-              <m:r>
-                <m:t>L</m:t>
-              </m:r>
             </m:oMath>
             <w:r>
               <w:t xml:space="preserve">)</w:t>
@@ -9747,17 +9629,17 @@
               <w:t xml:space="preserve">satisfies the backdoor criterion.</w:t>
             </w:r>
           </w:p>
-          <w:bookmarkEnd w:id="43"/>
+          <w:bookmarkEnd w:id="41"/>
         </w:tc>
       </w:tr>
     </w:tbl>
-    <w:bookmarkEnd w:id="44"/>
-    <w:bookmarkStart w:id="45" w:name="what-swigs-add"/>
+    <w:bookmarkEnd w:id="42"/>
+    <w:bookmarkStart w:id="43" w:name="what-swigs-add"/>
     <w:p>
       <w:pPr>
         <w:pStyle w:val="Heading3"/>
       </w:pPr>
-      <w:ins w:id="129" w:author="PR Preview" w:date="2024-01-01T00:00:00Z">
+      <w:ins w:id="127" w:author="PR Preview" w:date="2024-01-01T00:00:00Z">
         <w:r>
           <w:t xml:space="preserve">5.2 What SWIGs Add</w:t>
         </w:r>
@@ -9767,12 +9649,12 @@
       <w:pPr>
         <w:pStyle w:val="FirstParagraph"/>
       </w:pPr>
-      <w:ins w:id="130" w:author="PR Preview" w:date="2024-01-01T00:00:00Z">
+      <w:ins w:id="128" w:author="PR Preview" w:date="2024-01-01T00:00:00Z">
         <w:r>
           <w:t xml:space="preserve">Standard DAGs allow us to determine which variables to adjust for (via the backdoor criterion) but cannot directly show that</w:t>
         </w:r>
       </w:ins>
-      <w:ins w:id="130" w:author="PR Preview" w:date="2024-01-01T00:00:00Z">
+      <w:ins w:id="128" w:author="PR Preview" w:date="2024-01-01T00:00:00Z">
         <w:r>
           <w:t xml:space="preserve"> </w:t>
         </w:r>
@@ -9824,12 +9706,12 @@
           <m:t>L</m:t>
         </m:r>
       </m:oMath>
-      <w:ins w:id="130" w:author="PR Preview" w:date="2024-01-01T00:00:00Z">
+      <w:ins w:id="128" w:author="PR Preview" w:date="2024-01-01T00:00:00Z">
         <w:r>
           <w:t xml:space="preserve">, because</w:t>
         </w:r>
       </w:ins>
-      <w:ins w:id="130" w:author="PR Preview" w:date="2024-01-01T00:00:00Z">
+      <w:ins w:id="128" w:author="PR Preview" w:date="2024-01-01T00:00:00Z">
         <w:r>
           <w:t xml:space="preserve"> </w:t>
         </w:r>
@@ -9848,12 +9730,12 @@
           </m:sup>
         </m:sSup>
       </m:oMath>
-      <w:ins w:id="130" w:author="PR Preview" w:date="2024-01-01T00:00:00Z">
-        <w:r>
-          <w:t xml:space="preserve"> </w:t>
-        </w:r>
-      </w:ins>
-      <w:ins w:id="130" w:author="PR Preview" w:date="2024-01-01T00:00:00Z">
+      <w:ins w:id="128" w:author="PR Preview" w:date="2024-01-01T00:00:00Z">
+        <w:r>
+          <w:t xml:space="preserve"> </w:t>
+        </w:r>
+      </w:ins>
+      <w:ins w:id="128" w:author="PR Preview" w:date="2024-01-01T00:00:00Z">
         <w:r>
           <w:t xml:space="preserve">is not a node in the DAG. SWIGs resolve this by making counterfactual variables explicit:</w:t>
         </w:r>
@@ -9867,12 +9749,12 @@
           <w:numId w:val="1015"/>
         </w:numPr>
       </w:pPr>
-      <w:ins w:id="131" w:author="PR Preview" w:date="2024-01-01T00:00:00Z">
+      <w:ins w:id="129" w:author="PR Preview" w:date="2024-01-01T00:00:00Z">
         <w:r>
           <w:t xml:space="preserve">The d-separation statement</w:t>
         </w:r>
       </w:ins>
-      <w:ins w:id="131" w:author="PR Preview" w:date="2024-01-01T00:00:00Z">
+      <w:ins w:id="129" w:author="PR Preview" w:date="2024-01-01T00:00:00Z">
         <w:r>
           <w:t xml:space="preserve"> </w:t>
         </w:r>
@@ -9924,12 +9806,12 @@
           <m:t>L</m:t>
         </m:r>
       </m:oMath>
-      <w:ins w:id="131" w:author="PR Preview" w:date="2024-01-01T00:00:00Z">
-        <w:r>
-          <w:t xml:space="preserve"> </w:t>
-        </w:r>
-      </w:ins>
-      <w:ins w:id="131" w:author="PR Preview" w:date="2024-01-01T00:00:00Z">
+      <w:ins w:id="129" w:author="PR Preview" w:date="2024-01-01T00:00:00Z">
+        <w:r>
+          <w:t xml:space="preserve"> </w:t>
+        </w:r>
+      </w:ins>
+      <w:ins w:id="129" w:author="PR Preview" w:date="2024-01-01T00:00:00Z">
         <w:r>
           <w:t xml:space="preserve">in the SWIG directly implies conditional exchangeability</w:t>
         </w:r>
@@ -9943,7 +9825,7 @@
           <w:numId w:val="1015"/>
         </w:numPr>
       </w:pPr>
-      <w:ins w:id="132" w:author="PR Preview" w:date="2024-01-01T00:00:00Z">
+      <w:ins w:id="130" w:author="PR Preview" w:date="2024-01-01T00:00:00Z">
         <w:r>
           <w:t xml:space="preserve">This equivalence provides a graphical justification for identification by standardization</w:t>
         </w:r>
@@ -9953,7 +9835,7 @@
       <w:pPr>
         <w:pStyle w:val="FirstParagraph"/>
       </w:pPr>
-      <w:ins w:id="133" w:author="PR Preview" w:date="2024-01-01T00:00:00Z">
+      <w:ins w:id="131" w:author="PR Preview" w:date="2024-01-01T00:00:00Z">
         <w:r>
           <w:rPr>
             <w:b/>
@@ -9967,7 +9849,7 @@
       <w:pPr>
         <w:pStyle w:val="BodyText"/>
       </w:pPr>
-      <w:ins w:id="134" w:author="PR Preview" w:date="2024-01-01T00:00:00Z">
+      <w:ins w:id="132" w:author="PR Preview" w:date="2024-01-01T00:00:00Z">
         <w:r>
           <w:t xml:space="preserve">SWIGs were introduced by Richardson and Robins (2014) as a formal framework for representing counterfactuals in causal diagrams. They unify the potential outcomes framework (Chapters 1–5) with the causal diagrams framework (Chapter 6) by constructing a single graph in which both observed and counterfactual variables appear.</w:t>
         </w:r>
@@ -9977,7 +9859,7 @@
       <w:pPr>
         <w:pStyle w:val="BodyText"/>
       </w:pPr>
-      <w:ins w:id="135" w:author="PR Preview" w:date="2024-01-01T00:00:00Z">
+      <w:ins w:id="133" w:author="PR Preview" w:date="2024-01-01T00:00:00Z">
         <w:r>
           <w:rPr>
             <w:b/>
@@ -9991,12 +9873,12 @@
       <w:pPr>
         <w:pStyle w:val="BodyText"/>
       </w:pPr>
-      <w:ins w:id="136" w:author="PR Preview" w:date="2024-01-01T00:00:00Z">
+      <w:ins w:id="134" w:author="PR Preview" w:date="2024-01-01T00:00:00Z">
         <w:r>
           <w:t xml:space="preserve">In SWIG notation, each treatment node</w:t>
         </w:r>
       </w:ins>
-      <w:ins w:id="136" w:author="PR Preview" w:date="2024-01-01T00:00:00Z">
+      <w:ins w:id="134" w:author="PR Preview" w:date="2024-01-01T00:00:00Z">
         <w:r>
           <w:t xml:space="preserve"> </w:t>
         </w:r>
@@ -10006,17 +9888,17 @@
           <m:t>A</m:t>
         </m:r>
       </m:oMath>
-      <w:ins w:id="136" w:author="PR Preview" w:date="2024-01-01T00:00:00Z">
-        <w:r>
-          <w:t xml:space="preserve"> </w:t>
-        </w:r>
-      </w:ins>
-      <w:ins w:id="136" w:author="PR Preview" w:date="2024-01-01T00:00:00Z">
+      <w:ins w:id="134" w:author="PR Preview" w:date="2024-01-01T00:00:00Z">
+        <w:r>
+          <w:t xml:space="preserve"> </w:t>
+        </w:r>
+      </w:ins>
+      <w:ins w:id="134" w:author="PR Preview" w:date="2024-01-01T00:00:00Z">
         <w:r>
           <w:t xml:space="preserve">is written as</w:t>
         </w:r>
       </w:ins>
-      <w:ins w:id="136" w:author="PR Preview" w:date="2024-01-01T00:00:00Z">
+      <w:ins w:id="134" w:author="PR Preview" w:date="2024-01-01T00:00:00Z">
         <w:r>
           <w:t xml:space="preserve"> </w:t>
         </w:r>
@@ -10035,27 +9917,27 @@
           <m:t>A</m:t>
         </m:r>
       </m:oMath>
-      <w:ins w:id="136" w:author="PR Preview" w:date="2024-01-01T00:00:00Z">
-        <w:r>
-          <w:t xml:space="preserve"> </w:t>
-        </w:r>
-      </w:ins>
-      <w:ins w:id="136" w:author="PR Preview" w:date="2024-01-01T00:00:00Z">
+      <w:ins w:id="134" w:author="PR Preview" w:date="2024-01-01T00:00:00Z">
+        <w:r>
+          <w:t xml:space="preserve"> </w:t>
+        </w:r>
+      </w:ins>
+      <w:ins w:id="134" w:author="PR Preview" w:date="2024-01-01T00:00:00Z">
         <w:r>
           <w:t xml:space="preserve">(read:</w:t>
         </w:r>
       </w:ins>
-      <w:ins w:id="136" w:author="PR Preview" w:date="2024-01-01T00:00:00Z">
-        <w:r>
-          <w:t xml:space="preserve"> </w:t>
-        </w:r>
-      </w:ins>
-      <w:ins w:id="136" w:author="PR Preview" w:date="2024-01-01T00:00:00Z">
+      <w:ins w:id="134" w:author="PR Preview" w:date="2024-01-01T00:00:00Z">
+        <w:r>
+          <w:t xml:space="preserve"> </w:t>
+        </w:r>
+      </w:ins>
+      <w:ins w:id="134" w:author="PR Preview" w:date="2024-01-01T00:00:00Z">
         <w:r>
           <w:t xml:space="preserve">“intervention value</w:t>
         </w:r>
       </w:ins>
-      <w:ins w:id="136" w:author="PR Preview" w:date="2024-01-01T00:00:00Z">
+      <w:ins w:id="134" w:author="PR Preview" w:date="2024-01-01T00:00:00Z">
         <w:r>
           <w:t xml:space="preserve"> </w:t>
         </w:r>
@@ -10065,17 +9947,17 @@
           <m:t>a</m:t>
         </m:r>
       </m:oMath>
-      <w:ins w:id="136" w:author="PR Preview" w:date="2024-01-01T00:00:00Z">
-        <w:r>
-          <w:t xml:space="preserve"> </w:t>
-        </w:r>
-      </w:ins>
-      <w:ins w:id="136" w:author="PR Preview" w:date="2024-01-01T00:00:00Z">
+      <w:ins w:id="134" w:author="PR Preview" w:date="2024-01-01T00:00:00Z">
+        <w:r>
+          <w:t xml:space="preserve"> </w:t>
+        </w:r>
+      </w:ins>
+      <w:ins w:id="134" w:author="PR Preview" w:date="2024-01-01T00:00:00Z">
         <w:r>
           <w:t xml:space="preserve">given natural value</w:t>
         </w:r>
       </w:ins>
-      <w:ins w:id="136" w:author="PR Preview" w:date="2024-01-01T00:00:00Z">
+      <w:ins w:id="134" w:author="PR Preview" w:date="2024-01-01T00:00:00Z">
         <w:r>
           <w:t xml:space="preserve"> </w:t>
         </w:r>
@@ -10085,17 +9967,17 @@
           <m:t>A</m:t>
         </m:r>
       </m:oMath>
-      <w:ins w:id="136" w:author="PR Preview" w:date="2024-01-01T00:00:00Z">
+      <w:ins w:id="134" w:author="PR Preview" w:date="2024-01-01T00:00:00Z">
         <w:r>
           <w:t xml:space="preserve">”</w:t>
         </w:r>
       </w:ins>
-      <w:ins w:id="136" w:author="PR Preview" w:date="2024-01-01T00:00:00Z">
+      <w:ins w:id="134" w:author="PR Preview" w:date="2024-01-01T00:00:00Z">
         <w:r>
           <w:t xml:space="preserve">). The counterfactual</w:t>
         </w:r>
       </w:ins>
-      <w:ins w:id="136" w:author="PR Preview" w:date="2024-01-01T00:00:00Z">
+      <w:ins w:id="134" w:author="PR Preview" w:date="2024-01-01T00:00:00Z">
         <w:r>
           <w:t xml:space="preserve"> </w:t>
         </w:r>
@@ -10114,17 +9996,17 @@
           </m:sup>
         </m:sSup>
       </m:oMath>
-      <w:ins w:id="136" w:author="PR Preview" w:date="2024-01-01T00:00:00Z">
-        <w:r>
-          <w:t xml:space="preserve"> </w:t>
-        </w:r>
-      </w:ins>
-      <w:ins w:id="136" w:author="PR Preview" w:date="2024-01-01T00:00:00Z">
+      <w:ins w:id="134" w:author="PR Preview" w:date="2024-01-01T00:00:00Z">
+        <w:r>
+          <w:t xml:space="preserve"> </w:t>
+        </w:r>
+      </w:ins>
+      <w:ins w:id="134" w:author="PR Preview" w:date="2024-01-01T00:00:00Z">
         <w:r>
           <w:t xml:space="preserve">is written simply as</w:t>
         </w:r>
       </w:ins>
-      <w:ins w:id="136" w:author="PR Preview" w:date="2024-01-01T00:00:00Z">
+      <w:ins w:id="134" w:author="PR Preview" w:date="2024-01-01T00:00:00Z">
         <w:r>
           <w:t xml:space="preserve"> </w:t>
         </w:r>
@@ -10143,17 +10025,17 @@
           </m:sup>
         </m:sSup>
       </m:oMath>
-      <w:ins w:id="136" w:author="PR Preview" w:date="2024-01-01T00:00:00Z">
-        <w:r>
-          <w:t xml:space="preserve"> </w:t>
-        </w:r>
-      </w:ins>
-      <w:ins w:id="136" w:author="PR Preview" w:date="2024-01-01T00:00:00Z">
+      <w:ins w:id="134" w:author="PR Preview" w:date="2024-01-01T00:00:00Z">
+        <w:r>
+          <w:t xml:space="preserve"> </w:t>
+        </w:r>
+      </w:ins>
+      <w:ins w:id="134" w:author="PR Preview" w:date="2024-01-01T00:00:00Z">
         <w:r>
           <w:t xml:space="preserve">or sometimes</w:t>
         </w:r>
       </w:ins>
-      <w:ins w:id="136" w:author="PR Preview" w:date="2024-01-01T00:00:00Z">
+      <w:ins w:id="134" w:author="PR Preview" w:date="2024-01-01T00:00:00Z">
         <w:r>
           <w:t xml:space="preserve"> </w:t>
         </w:r>
@@ -10178,7 +10060,7 @@
           <m:t>)</m:t>
         </m:r>
       </m:oMath>
-      <w:ins w:id="136" w:author="PR Preview" w:date="2024-01-01T00:00:00Z">
+      <w:ins w:id="134" w:author="PR Preview" w:date="2024-01-01T00:00:00Z">
         <w:r>
           <w:t xml:space="preserve">.</w:t>
         </w:r>
@@ -10188,7 +10070,7 @@
       <w:pPr>
         <w:pStyle w:val="BodyText"/>
       </w:pPr>
-      <w:ins w:id="137" w:author="PR Preview" w:date="2024-01-01T00:00:00Z">
+      <w:ins w:id="135" w:author="PR Preview" w:date="2024-01-01T00:00:00Z">
         <w:r>
           <w:rPr>
             <w:b/>
@@ -10202,37 +10084,37 @@
       <w:pPr>
         <w:pStyle w:val="BodyText"/>
       </w:pPr>
+      <w:ins w:id="136" w:author="PR Preview" w:date="2024-01-01T00:00:00Z">
+        <w:r>
+          <w:t xml:space="preserve">SWIGs also provide a graphical representation of more complex counterfactual independence conditions, including those arising in time-varying treatment settings (Part III of the textbook). For example, in longitudinal settings, SWIGs can be used to represent the sequential exchangeability conditions needed to identify dynamic treatment regimes.</w:t>
+        </w:r>
+      </w:ins>
+    </w:p>
+    <w:p>
+      <w:pPr>
+        <w:pStyle w:val="BodyText"/>
+      </w:pPr>
+      <w:ins w:id="137" w:author="PR Preview" w:date="2024-01-01T00:00:00Z">
+        <w:r>
+          <w:t xml:space="preserve">For most purposes in this textbook, standard DAGs combined with the backdoor criterion are sufficient. SWIGs provide an additional layer of rigor for readers interested in the formal connections between the potential outcomes framework and the graphical framework.</w:t>
+        </w:r>
+      </w:ins>
+    </w:p>
+    <w:bookmarkEnd w:id="43"/>
+    <w:bookmarkEnd w:id="44"/>
+    <w:bookmarkStart w:id="45" w:name="summary"/>
+    <w:p>
+      <w:pPr>
+        <w:pStyle w:val="Heading2"/>
+      </w:pPr>
       <w:ins w:id="138" w:author="PR Preview" w:date="2024-01-01T00:00:00Z">
         <w:r>
-          <w:t xml:space="preserve">SWIGs also provide a graphical representation of more complex counterfactual independence conditions, including those arising in time-varying treatment settings (Part III of the textbook). For example, in longitudinal settings, SWIGs can be used to represent the sequential exchangeability conditions needed to identify dynamic treatment regimes.</w:t>
-        </w:r>
-      </w:ins>
-    </w:p>
-    <w:p>
-      <w:pPr>
-        <w:pStyle w:val="BodyText"/>
-      </w:pPr>
+          <w:t xml:space="preserve">6 Summary</w:t>
+        </w:r>
+      </w:ins>
+    </w:p>
+    <w:p>
       <w:ins w:id="139" w:author="PR Preview" w:date="2024-01-01T00:00:00Z">
-        <w:r>
-          <w:t xml:space="preserve">For most purposes in this textbook, standard DAGs combined with the backdoor criterion are sufficient. SWIGs provide an additional layer of rigor for readers interested in the formal connections between the potential outcomes framework and the graphical framework.</w:t>
-        </w:r>
-      </w:ins>
-    </w:p>
-    <w:bookmarkEnd w:id="45"/>
-    <w:bookmarkEnd w:id="46"/>
-    <w:bookmarkStart w:id="47" w:name="summary"/>
-    <w:p>
-      <w:pPr>
-        <w:pStyle w:val="Heading2"/>
-      </w:pPr>
-      <w:ins w:id="140" w:author="PR Preview" w:date="2024-01-01T00:00:00Z">
-        <w:r>
-          <w:t xml:space="preserve">6 Summary</w:t>
-        </w:r>
-      </w:ins>
-    </w:p>
-    <w:p>
-      <w:ins w:id="141" w:author="PR Preview" w:date="2024-01-01T00:00:00Z">
         <w:r>
           <w:pict>
             <v:rect style="width:0;height:1.5pt" o:hralign="center" o:hrstd="t" o:hr="t"/>
@@ -10244,17 +10126,17 @@
       <w:pPr>
         <w:pStyle w:val="FirstParagraph"/>
       </w:pPr>
-      <w:ins w:id="142" w:author="PR Preview" w:date="2024-01-01T00:00:00Z">
+      <w:ins w:id="140" w:author="PR Preview" w:date="2024-01-01T00:00:00Z">
         <w:r>
           <w:t xml:space="preserve">This chapter examined</w:t>
         </w:r>
       </w:ins>
-      <w:ins w:id="142" w:author="PR Preview" w:date="2024-01-01T00:00:00Z">
-        <w:r>
-          <w:t xml:space="preserve"> </w:t>
-        </w:r>
-      </w:ins>
-      <w:ins w:id="142" w:author="PR Preview" w:date="2024-01-01T00:00:00Z">
+      <w:ins w:id="140" w:author="PR Preview" w:date="2024-01-01T00:00:00Z">
+        <w:r>
+          <w:t xml:space="preserve"> </w:t>
+        </w:r>
+      </w:ins>
+      <w:ins w:id="140" w:author="PR Preview" w:date="2024-01-01T00:00:00Z">
         <w:r>
           <w:rPr>
             <w:b/>
@@ -10263,12 +10145,12 @@
           <w:t xml:space="preserve">confounding</w:t>
         </w:r>
       </w:ins>
-      <w:ins w:id="142" w:author="PR Preview" w:date="2024-01-01T00:00:00Z">
-        <w:r>
-          <w:t xml:space="preserve"> </w:t>
-        </w:r>
-      </w:ins>
-      <w:ins w:id="142" w:author="PR Preview" w:date="2024-01-01T00:00:00Z">
+      <w:ins w:id="140" w:author="PR Preview" w:date="2024-01-01T00:00:00Z">
+        <w:r>
+          <w:t xml:space="preserve"> </w:t>
+        </w:r>
+      </w:ins>
+      <w:ins w:id="140" w:author="PR Preview" w:date="2024-01-01T00:00:00Z">
         <w:r>
           <w:t xml:space="preserve">in depth, providing both an intuitive numerical example and a formal structural definition.</w:t>
         </w:r>
@@ -10293,7 +10175,7 @@
           <w:numId w:val="1016"/>
         </w:numPr>
       </w:pPr>
-      <w:ins w:id="144" w:author="PR Preview" w:date="2024-01-01T00:00:00Z">
+      <w:ins w:id="142" w:author="PR Preview" w:date="2024-01-01T00:00:00Z">
         <w:r>
           <w:rPr>
             <w:b/>
@@ -10302,17 +10184,17 @@
           <w:t xml:space="preserve">Confounding</w:t>
         </w:r>
       </w:ins>
-      <w:ins w:id="144" w:author="PR Preview" w:date="2024-01-01T00:00:00Z">
-        <w:r>
-          <w:t xml:space="preserve"> </w:t>
-        </w:r>
-      </w:ins>
-      <w:ins w:id="144" w:author="PR Preview" w:date="2024-01-01T00:00:00Z">
+      <w:ins w:id="142" w:author="PR Preview" w:date="2024-01-01T00:00:00Z">
+        <w:r>
+          <w:t xml:space="preserve"> </w:t>
+        </w:r>
+      </w:ins>
+      <w:ins w:id="142" w:author="PR Preview" w:date="2024-01-01T00:00:00Z">
         <w:r>
           <w:t xml:space="preserve">is present when the crude (marginal) association between</w:t>
         </w:r>
       </w:ins>
-      <w:ins w:id="144" w:author="PR Preview" w:date="2024-01-01T00:00:00Z">
+      <w:ins w:id="142" w:author="PR Preview" w:date="2024-01-01T00:00:00Z">
         <w:r>
           <w:t xml:space="preserve"> </w:t>
         </w:r>
@@ -10322,17 +10204,17 @@
           <m:t>A</m:t>
         </m:r>
       </m:oMath>
-      <w:ins w:id="144" w:author="PR Preview" w:date="2024-01-01T00:00:00Z">
-        <w:r>
-          <w:t xml:space="preserve"> </w:t>
-        </w:r>
-      </w:ins>
-      <w:ins w:id="144" w:author="PR Preview" w:date="2024-01-01T00:00:00Z">
+      <w:ins w:id="142" w:author="PR Preview" w:date="2024-01-01T00:00:00Z">
+        <w:r>
+          <w:t xml:space="preserve"> </w:t>
+        </w:r>
+      </w:ins>
+      <w:ins w:id="142" w:author="PR Preview" w:date="2024-01-01T00:00:00Z">
         <w:r>
           <w:t xml:space="preserve">and</w:t>
         </w:r>
       </w:ins>
-      <w:ins w:id="144" w:author="PR Preview" w:date="2024-01-01T00:00:00Z">
+      <w:ins w:id="142" w:author="PR Preview" w:date="2024-01-01T00:00:00Z">
         <w:r>
           <w:t xml:space="preserve"> </w:t>
         </w:r>
@@ -10342,17 +10224,17 @@
           <m:t>Y</m:t>
         </m:r>
       </m:oMath>
-      <w:ins w:id="144" w:author="PR Preview" w:date="2024-01-01T00:00:00Z">
-        <w:r>
-          <w:t xml:space="preserve"> </w:t>
-        </w:r>
-      </w:ins>
-      <w:ins w:id="144" w:author="PR Preview" w:date="2024-01-01T00:00:00Z">
+      <w:ins w:id="142" w:author="PR Preview" w:date="2024-01-01T00:00:00Z">
+        <w:r>
+          <w:t xml:space="preserve"> </w:t>
+        </w:r>
+      </w:ins>
+      <w:ins w:id="142" w:author="PR Preview" w:date="2024-01-01T00:00:00Z">
         <w:r>
           <w:t xml:space="preserve">differs from the average causal effect. Structurally, confounding exists when at least one backdoor path from</w:t>
         </w:r>
       </w:ins>
-      <w:ins w:id="144" w:author="PR Preview" w:date="2024-01-01T00:00:00Z">
+      <w:ins w:id="142" w:author="PR Preview" w:date="2024-01-01T00:00:00Z">
         <w:r>
           <w:t xml:space="preserve"> </w:t>
         </w:r>
@@ -10362,17 +10244,17 @@
           <m:t>A</m:t>
         </m:r>
       </m:oMath>
-      <w:ins w:id="144" w:author="PR Preview" w:date="2024-01-01T00:00:00Z">
-        <w:r>
-          <w:t xml:space="preserve"> </w:t>
-        </w:r>
-      </w:ins>
-      <w:ins w:id="144" w:author="PR Preview" w:date="2024-01-01T00:00:00Z">
+      <w:ins w:id="142" w:author="PR Preview" w:date="2024-01-01T00:00:00Z">
+        <w:r>
+          <w:t xml:space="preserve"> </w:t>
+        </w:r>
+      </w:ins>
+      <w:ins w:id="142" w:author="PR Preview" w:date="2024-01-01T00:00:00Z">
         <w:r>
           <w:t xml:space="preserve">to</w:t>
         </w:r>
       </w:ins>
-      <w:ins w:id="144" w:author="PR Preview" w:date="2024-01-01T00:00:00Z">
+      <w:ins w:id="142" w:author="PR Preview" w:date="2024-01-01T00:00:00Z">
         <w:r>
           <w:t xml:space="preserve"> </w:t>
         </w:r>
@@ -10382,12 +10264,12 @@
           <m:t>Y</m:t>
         </m:r>
       </m:oMath>
-      <w:ins w:id="144" w:author="PR Preview" w:date="2024-01-01T00:00:00Z">
-        <w:r>
-          <w:t xml:space="preserve"> </w:t>
-        </w:r>
-      </w:ins>
-      <w:ins w:id="144" w:author="PR Preview" w:date="2024-01-01T00:00:00Z">
+      <w:ins w:id="142" w:author="PR Preview" w:date="2024-01-01T00:00:00Z">
+        <w:r>
+          <w:t xml:space="preserve"> </w:t>
+        </w:r>
+      </w:ins>
+      <w:ins w:id="142" w:author="PR Preview" w:date="2024-01-01T00:00:00Z">
         <w:r>
           <w:t xml:space="preserve">is open.</w:t>
         </w:r>
@@ -10400,7 +10282,7 @@
           <w:numId w:val="1016"/>
         </w:numPr>
       </w:pPr>
-      <w:ins w:id="145" w:author="PR Preview" w:date="2024-01-01T00:00:00Z">
+      <w:ins w:id="143" w:author="PR Preview" w:date="2024-01-01T00:00:00Z">
         <w:r>
           <w:rPr>
             <w:b/>
@@ -10409,12 +10291,12 @@
           <w:t xml:space="preserve">Confounding = lack of marginal exchangeability</w:t>
         </w:r>
       </w:ins>
-      <w:ins w:id="145" w:author="PR Preview" w:date="2024-01-01T00:00:00Z">
+      <w:ins w:id="143" w:author="PR Preview" w:date="2024-01-01T00:00:00Z">
         <w:r>
           <w:t xml:space="preserve">:</w:t>
         </w:r>
       </w:ins>
-      <w:ins w:id="145" w:author="PR Preview" w:date="2024-01-01T00:00:00Z">
+      <w:ins w:id="143" w:author="PR Preview" w:date="2024-01-01T00:00:00Z">
         <w:r>
           <w:t xml:space="preserve"> </w:t>
         </w:r>
@@ -10464,7 +10346,7 @@
           <m:t>A</m:t>
         </m:r>
       </m:oMath>
-      <w:ins w:id="145" w:author="PR Preview" w:date="2024-01-01T00:00:00Z">
+      <w:ins w:id="143" w:author="PR Preview" w:date="2024-01-01T00:00:00Z">
         <w:r>
           <w:t xml:space="preserve">. The treated and untreated groups have different distributions of potential outcomes.</w:t>
         </w:r>
@@ -10477,7 +10359,7 @@
           <w:numId w:val="1016"/>
         </w:numPr>
       </w:pPr>
-      <w:ins w:id="146" w:author="PR Preview" w:date="2024-01-01T00:00:00Z">
+      <w:ins w:id="144" w:author="PR Preview" w:date="2024-01-01T00:00:00Z">
         <w:r>
           <w:rPr>
             <w:b/>
@@ -10486,12 +10368,12 @@
           <w:t xml:space="preserve">Conditional exchangeability</w:t>
         </w:r>
       </w:ins>
-      <w:ins w:id="146" w:author="PR Preview" w:date="2024-01-01T00:00:00Z">
-        <w:r>
-          <w:t xml:space="preserve"> </w:t>
-        </w:r>
-      </w:ins>
-      <w:ins w:id="146" w:author="PR Preview" w:date="2024-01-01T00:00:00Z">
+      <w:ins w:id="144" w:author="PR Preview" w:date="2024-01-01T00:00:00Z">
+        <w:r>
+          <w:t xml:space="preserve"> </w:t>
+        </w:r>
+      </w:ins>
+      <w:ins w:id="144" w:author="PR Preview" w:date="2024-01-01T00:00:00Z">
         <w:r>
           <w:t xml:space="preserve">(</w:t>
         </w:r>
@@ -10543,12 +10425,12 @@
           <m:t>L</m:t>
         </m:r>
       </m:oMath>
-      <w:ins w:id="146" w:author="PR Preview" w:date="2024-01-01T00:00:00Z">
+      <w:ins w:id="144" w:author="PR Preview" w:date="2024-01-01T00:00:00Z">
         <w:r>
           <w:t xml:space="preserve">) can restore identifiability when</w:t>
         </w:r>
       </w:ins>
-      <w:ins w:id="146" w:author="PR Preview" w:date="2024-01-01T00:00:00Z">
+      <w:ins w:id="144" w:author="PR Preview" w:date="2024-01-01T00:00:00Z">
         <w:r>
           <w:t xml:space="preserve"> </w:t>
         </w:r>
@@ -10558,12 +10440,12 @@
           <m:t>L</m:t>
         </m:r>
       </m:oMath>
-      <w:ins w:id="146" w:author="PR Preview" w:date="2024-01-01T00:00:00Z">
-        <w:r>
-          <w:t xml:space="preserve"> </w:t>
-        </w:r>
-      </w:ins>
-      <w:ins w:id="146" w:author="PR Preview" w:date="2024-01-01T00:00:00Z">
+      <w:ins w:id="144" w:author="PR Preview" w:date="2024-01-01T00:00:00Z">
+        <w:r>
+          <w:t xml:space="preserve"> </w:t>
+        </w:r>
+      </w:ins>
+      <w:ins w:id="144" w:author="PR Preview" w:date="2024-01-01T00:00:00Z">
         <w:r>
           <w:t xml:space="preserve">satisfies the backdoor criterion. Under conditional exchangeability and positivity, the causal effect is identified by standardization.</w:t>
         </w:r>
@@ -10576,7 +10458,7 @@
           <w:numId w:val="1016"/>
         </w:numPr>
       </w:pPr>
-      <w:ins w:id="147" w:author="PR Preview" w:date="2024-01-01T00:00:00Z">
+      <w:ins w:id="145" w:author="PR Preview" w:date="2024-01-01T00:00:00Z">
         <w:r>
           <w:rPr>
             <w:b/>
@@ -10585,17 +10467,17 @@
           <w:t xml:space="preserve">The backdoor criterion</w:t>
         </w:r>
       </w:ins>
-      <w:ins w:id="147" w:author="PR Preview" w:date="2024-01-01T00:00:00Z">
-        <w:r>
-          <w:t xml:space="preserve"> </w:t>
-        </w:r>
-      </w:ins>
-      <w:ins w:id="147" w:author="PR Preview" w:date="2024-01-01T00:00:00Z">
+      <w:ins w:id="145" w:author="PR Preview" w:date="2024-01-01T00:00:00Z">
+        <w:r>
+          <w:t xml:space="preserve"> </w:t>
+        </w:r>
+      </w:ins>
+      <w:ins w:id="145" w:author="PR Preview" w:date="2024-01-01T00:00:00Z">
         <w:r>
           <w:t xml:space="preserve">provides a graphical sufficient condition for valid adjustment. A set</w:t>
         </w:r>
       </w:ins>
-      <w:ins w:id="147" w:author="PR Preview" w:date="2024-01-01T00:00:00Z">
+      <w:ins w:id="145" w:author="PR Preview" w:date="2024-01-01T00:00:00Z">
         <w:r>
           <w:t xml:space="preserve"> </w:t>
         </w:r>
@@ -10605,17 +10487,17 @@
           <m:t>L</m:t>
         </m:r>
       </m:oMath>
-      <w:ins w:id="147" w:author="PR Preview" w:date="2024-01-01T00:00:00Z">
-        <w:r>
-          <w:t xml:space="preserve"> </w:t>
-        </w:r>
-      </w:ins>
-      <w:ins w:id="147" w:author="PR Preview" w:date="2024-01-01T00:00:00Z">
+      <w:ins w:id="145" w:author="PR Preview" w:date="2024-01-01T00:00:00Z">
+        <w:r>
+          <w:t xml:space="preserve"> </w:t>
+        </w:r>
+      </w:ins>
+      <w:ins w:id="145" w:author="PR Preview" w:date="2024-01-01T00:00:00Z">
         <w:r>
           <w:t xml:space="preserve">satisfies the criterion if it (i) contains no descendants of</w:t>
         </w:r>
       </w:ins>
-      <w:ins w:id="147" w:author="PR Preview" w:date="2024-01-01T00:00:00Z">
+      <w:ins w:id="145" w:author="PR Preview" w:date="2024-01-01T00:00:00Z">
         <w:r>
           <w:t xml:space="preserve"> </w:t>
         </w:r>
@@ -10625,17 +10507,17 @@
           <m:t>A</m:t>
         </m:r>
       </m:oMath>
-      <w:ins w:id="147" w:author="PR Preview" w:date="2024-01-01T00:00:00Z">
-        <w:r>
-          <w:t xml:space="preserve"> </w:t>
-        </w:r>
-      </w:ins>
-      <w:ins w:id="147" w:author="PR Preview" w:date="2024-01-01T00:00:00Z">
+      <w:ins w:id="145" w:author="PR Preview" w:date="2024-01-01T00:00:00Z">
+        <w:r>
+          <w:t xml:space="preserve"> </w:t>
+        </w:r>
+      </w:ins>
+      <w:ins w:id="145" w:author="PR Preview" w:date="2024-01-01T00:00:00Z">
         <w:r>
           <w:t xml:space="preserve">and (ii) blocks all backdoor paths from</w:t>
         </w:r>
       </w:ins>
-      <w:ins w:id="147" w:author="PR Preview" w:date="2024-01-01T00:00:00Z">
+      <w:ins w:id="145" w:author="PR Preview" w:date="2024-01-01T00:00:00Z">
         <w:r>
           <w:t xml:space="preserve"> </w:t>
         </w:r>
@@ -10645,17 +10527,17 @@
           <m:t>A</m:t>
         </m:r>
       </m:oMath>
-      <w:ins w:id="147" w:author="PR Preview" w:date="2024-01-01T00:00:00Z">
-        <w:r>
-          <w:t xml:space="preserve"> </w:t>
-        </w:r>
-      </w:ins>
-      <w:ins w:id="147" w:author="PR Preview" w:date="2024-01-01T00:00:00Z">
+      <w:ins w:id="145" w:author="PR Preview" w:date="2024-01-01T00:00:00Z">
+        <w:r>
+          <w:t xml:space="preserve"> </w:t>
+        </w:r>
+      </w:ins>
+      <w:ins w:id="145" w:author="PR Preview" w:date="2024-01-01T00:00:00Z">
         <w:r>
           <w:t xml:space="preserve">to</w:t>
         </w:r>
       </w:ins>
-      <w:ins w:id="147" w:author="PR Preview" w:date="2024-01-01T00:00:00Z">
+      <w:ins w:id="145" w:author="PR Preview" w:date="2024-01-01T00:00:00Z">
         <w:r>
           <w:t xml:space="preserve"> </w:t>
         </w:r>
@@ -10665,7 +10547,7 @@
           <m:t>Y</m:t>
         </m:r>
       </m:oMath>
-      <w:ins w:id="147" w:author="PR Preview" w:date="2024-01-01T00:00:00Z">
+      <w:ins w:id="145" w:author="PR Preview" w:date="2024-01-01T00:00:00Z">
         <w:r>
           <w:t xml:space="preserve">.</w:t>
         </w:r>
@@ -10678,7 +10560,7 @@
           <w:numId w:val="1016"/>
         </w:numPr>
       </w:pPr>
-      <w:ins w:id="148" w:author="PR Preview" w:date="2024-01-01T00:00:00Z">
+      <w:ins w:id="146" w:author="PR Preview" w:date="2024-01-01T00:00:00Z">
         <w:r>
           <w:rPr>
             <w:b/>
@@ -10687,7 +10569,7 @@
           <w:t xml:space="preserve">Structural vs. traditional confounders</w:t>
         </w:r>
       </w:ins>
-      <w:ins w:id="148" w:author="PR Preview" w:date="2024-01-01T00:00:00Z">
+      <w:ins w:id="146" w:author="PR Preview" w:date="2024-01-01T00:00:00Z">
         <w:r>
           <w:t xml:space="preserve">: The traditional association-based criteria for confounders can disagree with the structural (DAG-based) definition—either flagging colliders as confounders (causing harm from adjustment) or missing structural confounders. The DAG approach is preferred.</w:t>
         </w:r>
@@ -10700,7 +10582,7 @@
           <w:numId w:val="1016"/>
         </w:numPr>
       </w:pPr>
-      <w:ins w:id="149" w:author="PR Preview" w:date="2024-01-01T00:00:00Z">
+      <w:ins w:id="147" w:author="PR Preview" w:date="2024-01-01T00:00:00Z">
         <w:r>
           <w:rPr>
             <w:b/>
@@ -10709,12 +10591,12 @@
           <w:t xml:space="preserve">SWIGs</w:t>
         </w:r>
       </w:ins>
-      <w:ins w:id="149" w:author="PR Preview" w:date="2024-01-01T00:00:00Z">
-        <w:r>
-          <w:t xml:space="preserve"> </w:t>
-        </w:r>
-      </w:ins>
-      <w:ins w:id="149" w:author="PR Preview" w:date="2024-01-01T00:00:00Z">
+      <w:ins w:id="147" w:author="PR Preview" w:date="2024-01-01T00:00:00Z">
+        <w:r>
+          <w:t xml:space="preserve"> </w:t>
+        </w:r>
+      </w:ins>
+      <w:ins w:id="147" w:author="PR Preview" w:date="2024-01-01T00:00:00Z">
         <w:r>
           <w:t xml:space="preserve">embed counterfactual variables in a causal diagram and provide a graphical proof of conditional exchangeability whenever the backdoor criterion is satisfied.</w:t>
         </w:r>
@@ -10740,7 +10622,7 @@
           <w:numId w:val="1017"/>
         </w:numPr>
       </w:pPr>
-      <w:ins w:id="151" w:author="PR Preview" w:date="2024-01-01T00:00:00Z">
+      <w:ins w:id="149" w:author="PR Preview" w:date="2024-01-01T00:00:00Z">
         <w:r>
           <w:rPr>
             <w:b/>
@@ -10749,12 +10631,12 @@
           <w:t xml:space="preserve">Chapter 8</w:t>
         </w:r>
       </w:ins>
-      <w:ins w:id="151" w:author="PR Preview" w:date="2024-01-01T00:00:00Z">
-        <w:r>
-          <w:t xml:space="preserve"> </w:t>
-        </w:r>
-      </w:ins>
-      <w:ins w:id="151" w:author="PR Preview" w:date="2024-01-01T00:00:00Z">
+      <w:ins w:id="149" w:author="PR Preview" w:date="2024-01-01T00:00:00Z">
+        <w:r>
+          <w:t xml:space="preserve"> </w:t>
+        </w:r>
+      </w:ins>
+      <w:ins w:id="149" w:author="PR Preview" w:date="2024-01-01T00:00:00Z">
         <w:r>
           <w:t xml:space="preserve">examines selection bias—another structural source of bias arising from conditioning on colliders (or their descendants)</w:t>
         </w:r>
@@ -10768,7 +10650,7 @@
           <w:numId w:val="1017"/>
         </w:numPr>
       </w:pPr>
-      <w:ins w:id="152" w:author="PR Preview" w:date="2024-01-01T00:00:00Z">
+      <w:ins w:id="150" w:author="PR Preview" w:date="2024-01-01T00:00:00Z">
         <w:r>
           <w:rPr>
             <w:b/>
@@ -10777,17 +10659,17 @@
           <w:t xml:space="preserve">Chapter 9</w:t>
         </w:r>
       </w:ins>
-      <w:ins w:id="152" w:author="PR Preview" w:date="2024-01-01T00:00:00Z">
-        <w:r>
-          <w:t xml:space="preserve"> </w:t>
-        </w:r>
-      </w:ins>
-      <w:ins w:id="152" w:author="PR Preview" w:date="2024-01-01T00:00:00Z">
+      <w:ins w:id="150" w:author="PR Preview" w:date="2024-01-01T00:00:00Z">
+        <w:r>
+          <w:t xml:space="preserve"> </w:t>
+        </w:r>
+      </w:ins>
+      <w:ins w:id="150" w:author="PR Preview" w:date="2024-01-01T00:00:00Z">
         <w:r>
           <w:t xml:space="preserve">examines measurement bias—bias arising from imperfect measurement of</w:t>
         </w:r>
       </w:ins>
-      <w:ins w:id="152" w:author="PR Preview" w:date="2024-01-01T00:00:00Z">
+      <w:ins w:id="150" w:author="PR Preview" w:date="2024-01-01T00:00:00Z">
         <w:r>
           <w:t xml:space="preserve"> </w:t>
         </w:r>
@@ -10797,12 +10679,12 @@
           <m:t>A</m:t>
         </m:r>
       </m:oMath>
-      <w:ins w:id="152" w:author="PR Preview" w:date="2024-01-01T00:00:00Z">
+      <w:ins w:id="150" w:author="PR Preview" w:date="2024-01-01T00:00:00Z">
         <w:r>
           <w:t xml:space="preserve">,</w:t>
         </w:r>
       </w:ins>
-      <w:ins w:id="152" w:author="PR Preview" w:date="2024-01-01T00:00:00Z">
+      <w:ins w:id="150" w:author="PR Preview" w:date="2024-01-01T00:00:00Z">
         <w:r>
           <w:t xml:space="preserve"> </w:t>
         </w:r>
@@ -10812,12 +10694,12 @@
           <m:t>Y</m:t>
         </m:r>
       </m:oMath>
-      <w:ins w:id="152" w:author="PR Preview" w:date="2024-01-01T00:00:00Z">
+      <w:ins w:id="150" w:author="PR Preview" w:date="2024-01-01T00:00:00Z">
         <w:r>
           <w:t xml:space="preserve">, or</w:t>
         </w:r>
       </w:ins>
-      <w:ins w:id="152" w:author="PR Preview" w:date="2024-01-01T00:00:00Z">
+      <w:ins w:id="150" w:author="PR Preview" w:date="2024-01-01T00:00:00Z">
         <w:r>
           <w:t xml:space="preserve"> </w:t>
         </w:r>
@@ -10836,7 +10718,7 @@
           <w:numId w:val="1017"/>
         </w:numPr>
       </w:pPr>
-      <w:ins w:id="153" w:author="PR Preview" w:date="2024-01-01T00:00:00Z">
+      <w:ins w:id="151" w:author="PR Preview" w:date="2024-01-01T00:00:00Z">
         <w:r>
           <w:rPr>
             <w:b/>
@@ -10845,34 +10727,34 @@
           <w:t xml:space="preserve">Chapters 12–15</w:t>
         </w:r>
       </w:ins>
+      <w:ins w:id="151" w:author="PR Preview" w:date="2024-01-01T00:00:00Z">
+        <w:r>
+          <w:t xml:space="preserve"> </w:t>
+        </w:r>
+      </w:ins>
+      <w:ins w:id="151" w:author="PR Preview" w:date="2024-01-01T00:00:00Z">
+        <w:r>
+          <w:t xml:space="preserve">present methods for adjusting for confounding: IP weighting, standardization, g-estimation, and outcome regression</w:t>
+        </w:r>
+      </w:ins>
+    </w:p>
+    <w:p>
+      <w:pPr>
+        <w:pStyle w:val="FirstParagraph"/>
+      </w:pPr>
+      <w:ins w:id="152" w:author="PR Preview" w:date="2024-01-01T00:00:00Z">
+        <w:r>
+          <w:t xml:space="preserve">Confounding bias is the central challenge in observational causal inference. This chapter has provided the structural tools needed to identify which variables to adjust for (the backdoor criterion) and the formal justification for why that adjustment works (conditional exchangeability, proved graphically via SWIGs).</w:t>
+        </w:r>
+      </w:ins>
+    </w:p>
+    <w:bookmarkEnd w:id="45"/>
+    <w:bookmarkStart w:id="49" w:name="references"/>
+    <w:p>
+      <w:pPr>
+        <w:pStyle w:val="Heading2"/>
+      </w:pPr>
       <w:ins w:id="153" w:author="PR Preview" w:date="2024-01-01T00:00:00Z">
-        <w:r>
-          <w:t xml:space="preserve"> </w:t>
-        </w:r>
-      </w:ins>
-      <w:ins w:id="153" w:author="PR Preview" w:date="2024-01-01T00:00:00Z">
-        <w:r>
-          <w:t xml:space="preserve">present methods for adjusting for confounding: IP weighting, standardization, g-estimation, and outcome regression</w:t>
-        </w:r>
-      </w:ins>
-    </w:p>
-    <w:p>
-      <w:pPr>
-        <w:pStyle w:val="FirstParagraph"/>
-      </w:pPr>
-      <w:ins w:id="154" w:author="PR Preview" w:date="2024-01-01T00:00:00Z">
-        <w:r>
-          <w:t xml:space="preserve">Confounding bias is the central challenge in observational causal inference. This chapter has provided the structural tools needed to identify which variables to adjust for (the backdoor criterion) and the formal justification for why that adjustment works (conditional exchangeability, proved graphically via SWIGs).</w:t>
-        </w:r>
-      </w:ins>
-    </w:p>
-    <w:bookmarkEnd w:id="47"/>
-    <w:bookmarkStart w:id="51" w:name="references"/>
-    <w:p>
-      <w:pPr>
-        <w:pStyle w:val="Heading2"/>
-      </w:pPr>
-      <w:ins w:id="155" w:author="PR Preview" w:date="2024-01-01T00:00:00Z">
         <w:r>
           <w:t xml:space="preserve">7 References</w:t>
         </w:r>
@@ -10885,8 +10767,8 @@
         </w:pict>
       </w:r>
     </w:p>
-    <w:bookmarkStart w:id="50" w:name="refs"/>
-    <w:bookmarkStart w:id="49" w:name="ref-hernan2020causal"/>
+    <w:bookmarkStart w:id="48" w:name="refs"/>
+    <w:bookmarkStart w:id="47" w:name="ref-hernan2020causal"/>
     <w:p>
       <w:pPr>
         <w:pStyle w:val="Bibliography"/>
@@ -10910,7 +10792,7 @@
       <w:r>
         <w:t xml:space="preserve"> </w:t>
       </w:r>
-      <w:hyperlink r:id="rId48">
+      <w:hyperlink r:id="rId46">
         <w:r>
           <w:rPr>
             <w:rStyle w:val="Hyperlink"/>
@@ -10922,9 +10804,9 @@
         <w:t xml:space="preserve">.</w:t>
       </w:r>
     </w:p>
+    <w:bookmarkEnd w:id="47"/>
+    <w:bookmarkEnd w:id="48"/>
     <w:bookmarkEnd w:id="49"/>
-    <w:bookmarkEnd w:id="50"/>
-    <w:bookmarkEnd w:id="51"/>
     <w:sectPr>
       <w:footnotePr>
         <w:numRestart w:val="eachSect"/>
